--- a/design/press/대전-선도지구/대전선도지구_보도자료_20260806.docx
+++ b/design/press/대전-선도지구/대전선도지구_보도자료_20260806.docx
@@ -40,12 +40,12 @@
           <w:color w:val="1268D3"/>
           <w:sz w:val="23"/>
         </w:rPr>
-        <w:t>콕집 일자별 전수 분석 — 광고매물 227→121건(-46.7%), 7/31 바닥 뒤 보합 · 호가는 구성효과 걷어내도 +7.3%</w:t>
+        <w:t>콕집 전수 분석 — 매물 227→121건(-46.7%) · 둔산은 2021년 고점 이미 넘어 호가 123%, 송촌은 아직 93%</w:t>
       </w:r>
     </w:p>
     <w:p>
       <w:r>
-        <w:t>국토교통부와 대전광역시가 7월 15일 노후계획도시 정비 선도지구 3개 구역(둔산지구 13·14구역, 송촌지구 6구역)을 발표한 지 3주가 지났다. 부동산 데이터 플랫폼 콕집(koczip.com)이 대상 6개 단지(한가람·공작한양·목련·크로바·보람·삼익소월, 총 7,797가구)를 일자별로 전수 추적한 결과, 발표 직후 쏟아지던 매물 회수는 7월 31일 113건에서 멈췄고 이후 121건까지 소폭 되돌아왔다. 발표 전날인 7월 14일 227건과 견주면 여전히 46.7% 적은 수준이다. 같은 집의 중복 광고를 하나로 합친 ‘실매물’ 기준으로도 144건에서 86건으로 40.3% 줄었다. 달라진 것은 가격이다. 7월 24일자 분석에서 보합이던 호가가 3주 사이 뚜렷하게 올랐다. 매물 구성이 바뀐 효과를 걷어낸 고정가중 기준으로도 8억 3,100만 원에서 8억 9,100만 원으로 7.3% 상승했다.</w:t>
+        <w:t>국토교통부와 대전광역시가 7월 15일 노후계획도시 정비 선도지구 3개 구역(둔산지구 13·14구역, 송촌지구 6구역)을 발표한 지 3주가 지났다. 부동산 데이터 플랫폼 콕집(koczip.com)이 대상 6개 단지(한가람·공작한양·목련·크로바·보람·삼익소월, 총 7,797가구)를 일자별로 전수 추적한 결과, 발표 직후 쏟아지던 매물 회수는 7월 31일 113건에서 멈췄고 이후 121건까지 소폭 되돌아왔다. 발표 전날인 7월 14일 227건과 견주면 여전히 46.7% 적은 수준이다. 같은 집의 중복 광고를 하나로 합친 ‘실매물’ 기준으로도 144건에서 86건으로 40.3% 줄었다. 달라진 것은 가격이다. 7월 24일자 분석에서 보합이던 호가가 3주 사이 뚜렷하게 올랐다. 매물 구성이 바뀐 효과를 걷어낸 고정가중 기준으로도 8억 3,100만 원에서 8억 9,100만 원으로 7.3% 상승했다. 2021년 실거래 고점과 견주면 둔산 13·14구역은 이미 그 수준을 넘어섰고(실거래 회복률 중앙값 104%, 호가는 123%), 송촌 6구역은 실거래 93%·호가 92%로 아직 고점 아래다.</w:t>
       </w:r>
     </w:p>
     <w:p>
@@ -819,6 +819,40 @@
           <w:b/>
           <w:sz w:val="23"/>
         </w:rPr>
+        <w:t>■ 2021년 고점과 견주면 — 둔산은 이미 넘었고, 송촌은 아직 못 왔다</w:t>
+      </w:r>
+    </w:p>
+    <w:p>
+      <w:r>
+        <w:t>지방 아파트값은 2021년에 정점을 찍고 내려온 곳이 많다. 대상 6개 단지도 2021년 거래가 가장 활발했던 시기다. 그 해 실거래 고점과 지금을 평형별로 맞대어 보면 두 구역이 정반대에 서 있다. 둔산 13·14구역은 올해 실거래가 이미 2021년 고점을 넘어섰다. 목련 135㎡가 2021년 14억 9,000만 원에서 올해 15억 5,000만 원(104%), 크로바 102㎡가 13억 4,000만 원에서 13억 9,800만 원(104%), 공작한양 85㎡가 6억 5,000만 원에서 6억 7,000만 원(103%)으로 회복했고, 한가람 40㎡는 2억 8,000만 원에서 3억 5,000만 원으로 125%까지 올랐다. 회복률 중앙값은 104%다. 반면 송촌 6구역은 아직 고점 아래다. 보람 99㎡가 4억 3,000만 원에서 3억 3,500만 원으로 78%, 삼익소월 60㎡가 2억 1,000만 원에서 1억 7,300만 원으로 82%에 머물러 중앙값 93%다.</w:t>
+      </w:r>
+    </w:p>
+    <w:p>
+      <w:pPr>
+        <w:spacing w:before="160" w:after="80"/>
+      </w:pPr>
+      <w:r>
+        <w:rPr>
+          <w:b/>
+          <w:sz w:val="23"/>
+        </w:rPr>
+        <w:t>■ 호가는 그보다 더 위 — 둔산은 2021년 고점의 123%</w:t>
+      </w:r>
+    </w:p>
+    <w:p>
+      <w:r>
+        <w:t>지금 나와 있는 매물의 호가는 실거래보다 한 발 더 나가 있다. 둔산 단지들의 평형별 최고 호가는 2021년 고점의 107~143%(중앙값 123%)에 형성돼 있다. 크로바 134㎡가 2021년 16억 9,500만 원에서 현재 호가 23억 5,000만 원(139%), 한가람 40㎡가 2억 8,000만 원에서 4억 원(143%), 목련 117㎡가 13억 5,000만 원에서 18억 원(133%)이다. 실거래가 고점을 겨우 넘어선 것과 견주면 호가가 20%포인트 가까이 앞서 있는 셈이다. 송촌 6구역은 호가마저 2021년 고점의 79~95%(중앙값 92%)로 아직 아래에 있다. 보람 99㎡ 호가가 3억 5,000만 원으로 고점(4억 3,000만 원)의 81% 수준이다. 같은 날 발표된 선도지구인데도 시장이 두 구역을 전혀 다르게 값 매기고 있다는 뜻이다.</w:t>
+      </w:r>
+    </w:p>
+    <w:p>
+      <w:pPr>
+        <w:spacing w:before="160" w:after="80"/>
+      </w:pPr>
+      <w:r>
+        <w:rPr>
+          <w:b/>
+          <w:sz w:val="23"/>
+        </w:rPr>
         <w:t>■ 구역별로 갈렸다 — 둔산 14구역이 가장 세게 잠겼다</w:t>
       </w:r>
     </w:p>
@@ -875,7 +909,7 @@
     </w:p>
     <w:p>
       <w:r>
-        <w:t>이번 수치는 발표 후 3주(8월 6일 기준)의 반응이다. 매물 감소에는 호가를 다시 부르기 위한 회수와 실제 계약 성사가 섞여 있다. 호가 상승분 역시 매물이 크게 줄어든 상태에서 산출된 값이라 표본이 얇다는 점을 감안해야 한다. 고정가중 계산은 단지 구성 변화만 보정할 뿐, 같은 단지 안에서 대형 평형만 남는 효과까지 제거하지는 못한다. 실거래로 확인되기 전까지 호가는 매도 희망가일 뿐이다.</w:t>
+        <w:t>이번 수치는 발표 후 3주(8월 6일 기준)의 반응이다. 매물 감소에는 호가를 다시 부르기 위한 회수와 실제 계약 성사가 섞여 있다. 호가 상승분 역시 매물이 크게 줄어든 상태에서 산출된 값이라 표본이 얇다는 점을 감안해야 한다. 고정가중 계산은 단지 구성 변화만 보정할 뿐, 같은 단지 안에서 대형 평형만 남는 효과까지 제거하지는 못한다. 실거래로 확인되기 전까지 호가는 매도 희망가일 뿐이다. 2021년 고점 비교도 평형별 최고가 한 건씩을 맞댄 것이라 그 해 거래가 적었던 평형은 표본이 얇다.</w:t>
       </w:r>
     </w:p>
     <w:p>
@@ -909,7 +943,7 @@
           <w:color w:val="64748B"/>
           <w:sz w:val="17"/>
         </w:rPr>
-        <w:t>분석 방법 | 대상: 대전 선도지구 3개 구역(둔산 13·14, 송촌 6) 6개 단지(한가람·공작한양·목련·크로바·보람·삼익소월) 매매·전세 매물 및 실거래. 기간: 2026-06-17~08-06 일자별. 광고매물=포털 노출 광고 건수, 실매물=동일 주택의 중복 광고를 합친 수, 평균 호가=매물수 가중평균. 고정가중 호가=발표 전일(7/14) 단지별 매물수를 가중치로 고정해 단지 구성 변화 효과를 제거한 값. 신고가·실거래는 국토교통부 실거래 신고 자료(해제거래 제외) 기준. 호가는 매도 희망가로 실거래 가격이 아님. 전 수치는 콕집 자체 구축 DB 실측(2026-08-06).</w:t>
+        <w:t>분석 방법 | 대상: 대전 선도지구 3개 구역(둔산 13·14, 송촌 6) 6개 단지(한가람·공작한양·목련·크로바·보람·삼익소월) 매매·전세 매물 및 실거래. 기간: 2026-06-17~08-06 일자별. 광고매물=포털 노출 광고 건수, 실매물=동일 주택의 중복 광고를 합친 수, 평균 호가=매물수 가중평균. 고정가중 호가=발표 전일(7/14) 단지별 매물수를 가중치로 고정해 단지 구성 변화 효과를 제거한 값. 신고가·실거래는 국토교통부 실거래 신고 자료(해제거래 제외) 기준. 2021년 고점은 국토교통부 아파트 매매 실거래 2021년 1~12월 전수(6개 단지 287건)에서 평형(전용㎡ 반올림)별 최고가를 취한 값이며, 회복률=올해 같은 평형 최고 실거래÷2021년 고점, 호가 비율=현재 같은 평형 최고 호가÷2021년 고점. 지금 매물이 없는 평형은 비교에서 제외. 호가는 매도 희망가로 실거래 가격이 아님. 그 외 수치는 콕집 자체 구축 DB 실측(2026-08-06).</w:t>
       </w:r>
     </w:p>
     <w:p>

--- a/design/press/대전-선도지구/대전선도지구_보도자료_20260806.docx
+++ b/design/press/대전-선도지구/대전선도지구_보도자료_20260806.docx
@@ -40,12 +40,12 @@
           <w:color w:val="1268D3"/>
           <w:sz w:val="23"/>
         </w:rPr>
-        <w:t>콕집 전수 분석 — 매물 227→121건(-46.7%) · 둔산은 2021년 고점 이미 넘어 호가 123%, 송촌은 아직 93%</w:t>
+        <w:t>콕집 전수 분석 — 매물 227→121건(-46.7%) · 둔산은 15개 타입 중 13개가 2021년 고점 넘어, 송촌은 6개 타입 모두 아직 아래</w:t>
       </w:r>
     </w:p>
     <w:p>
       <w:r>
-        <w:t>국토교통부와 대전광역시가 7월 15일 노후계획도시 정비 선도지구 3개 구역(둔산지구 13·14구역, 송촌지구 6구역)을 발표한 지 3주가 지났다. 부동산 데이터 플랫폼 콕집(koczip.com)이 대상 6개 단지(한가람·공작한양·목련·크로바·보람·삼익소월, 총 7,797가구)를 일자별로 전수 추적한 결과, 발표 직후 쏟아지던 매물 회수는 7월 31일 113건에서 멈췄고 이후 121건까지 소폭 되돌아왔다. 발표 전날인 7월 14일 227건과 견주면 여전히 46.7% 적은 수준이다. 같은 집의 중복 광고를 하나로 합친 ‘실매물’ 기준으로도 144건에서 86건으로 40.3% 줄었다. 달라진 것은 가격이다. 7월 24일자 분석에서 보합이던 호가가 3주 사이 뚜렷하게 올랐다. 매물 구성이 바뀐 효과를 걷어낸 고정가중 기준으로도 8억 3,100만 원에서 8억 9,100만 원으로 7.3% 상승했다. 2021년 실거래 고점과 견주면 둔산 13·14구역은 이미 그 수준을 넘어섰고(실거래 회복률 중앙값 104%, 호가는 123%), 송촌 6구역은 실거래 93%·호가 92%로 아직 고점 아래다.</w:t>
+        <w:t>국토교통부와 대전광역시가 7월 15일 노후계획도시 정비 선도지구 3개 구역(둔산지구 13·14구역, 송촌지구 6구역)을 발표한 지 3주가 지났다. 부동산 데이터 플랫폼 콕집(koczip.com)이 대상 6개 단지(한가람·공작한양·목련·크로바·보람·삼익소월, 총 7,797가구)를 일자별로 전수 추적한 결과, 발표 직후 쏟아지던 매물 회수는 7월 31일 113건에서 멈췄고 이후 121건까지 소폭 되돌아왔다. 발표 전날인 7월 14일 227건과 견주면 여전히 46.7% 적은 수준이다. 같은 집의 중복 광고를 하나로 합친 ‘실매물’ 기준으로도 144건에서 86건으로 40.3% 줄었다. 달라진 것은 가격이다. 7월 24일자 분석에서 보합이던 호가가 3주 사이 뚜렷하게 올랐다. 매물 구성이 바뀐 효과를 걷어낸 고정가중 기준으로도 8억 3,100만 원에서 8억 9,100만 원으로 7.3% 상승했다. 2021년 실거래 고점과 단지별·평형별로 하나씩 맞대어 보면 둔산 13·14구역은 비교 가능한 15개 타입 중 13개가 이미 고점을 넘었고 매물이 있는 14개 타입은 호가가 예외 없이 고점 위(중앙값 123%)인 반면, 송촌 6구역은 6개 타입 전부가 실거래도 호가도 아직 고점 아래(중앙값 88%·93%)다.</w:t>
       </w:r>
     </w:p>
     <w:p>
@@ -819,14 +819,3524 @@
           <w:b/>
           <w:sz w:val="23"/>
         </w:rPr>
-        <w:t>■ 2021년 고점과 견주면 — 둔산은 이미 넘었고, 송촌은 아직 못 왔다</w:t>
+        <w:t>■ 2021년 고점과 견주면 — 둔산은 15개 타입 중 13개가 넘었고, 송촌은 6개 모두 아래</w:t>
       </w:r>
     </w:p>
     <w:p>
       <w:r>
-        <w:t>지방 아파트값은 2021년에 정점을 찍고 내려온 곳이 많다. 대상 6개 단지도 2021년 거래가 가장 활발했던 시기다. 그 해 실거래 고점과 지금을 평형별로 맞대어 보면 두 구역이 정반대에 서 있다. 둔산 13·14구역은 올해 실거래가 이미 2021년 고점을 넘어섰다. 목련 135㎡가 2021년 14억 9,000만 원에서 올해 15억 5,000만 원(104%), 크로바 102㎡가 13억 4,000만 원에서 13억 9,800만 원(104%), 공작한양 85㎡가 6억 5,000만 원에서 6억 7,000만 원(103%)으로 회복했고, 한가람 40㎡는 2억 8,000만 원에서 3억 5,000만 원으로 125%까지 올랐다. 회복률 중앙값은 104%다. 반면 송촌 6구역은 아직 고점 아래다. 보람 99㎡가 4억 3,000만 원에서 3억 3,500만 원으로 78%, 삼익소월 60㎡가 2억 1,000만 원에서 1억 7,300만 원으로 82%에 머물러 중앙값 93%다.</w:t>
+        <w:t>지방 아파트값은 2021년에 정점을 찍고 내려온 곳이 많다. 대상 6개 단지도 2021년이 거래가 가장 활발했던 시기다. 그 해 실거래 고점과 올해 실거래를 단지별·평형별로 하나씩 맞대어 보면 두 구역이 정반대에 서 있다. 둔산 13·14구역은 비교 가능한 15개 타입 가운데 13개가 2021년 고점을 넘어섰다(회복률 중앙값 104%). 크로바 135㎡가 16억 9,500만 원에서 21억 4,000만 원으로 126%, 한가람 40㎡가 2억 8,000만 원에서 3억 5,000만 원으로 125%로 가장 높다. 넘지 못한 두 타입은 크로바 85㎡(92%)와 한가람 85㎡(95%)로, 공교롭게 둘 다 85㎡다. 반면 송촌 6구역은 6개 타입이 하나도 빠짐없이 고점 아래다. 보람 99㎡가 4억 3,000만 원에서 3억 3,500만 원으로 78%, 삼익소월 60㎡가 2억 1,000만 원에서 1억 7,300만 원으로 82%로 낮고, 가장 높은 삼익소월 85㎡도 95%에 그쳐 중앙값 88%다. ‘둔산은 회복했다’고 뭉뚱그리기보다 타입별로 갈라 봐야 하는 이유다.</w:t>
       </w:r>
     </w:p>
+    <w:p>
+      <w:r>
+        <w:rPr>
+          <w:b/>
+          <w:sz w:val="23"/>
+        </w:rPr>
+        <w:t>■ 단지별·타입별 2021년 고점 대비 (실거래·호가, 억 원)</w:t>
+      </w:r>
+    </w:p>
+    <w:tbl>
+      <w:tblPr>
+        <w:tblStyle w:val="LightGrid-Accent1"/>
+        <w:tblW w:type="auto" w:w="0"/>
+        <w:tblLook w:firstColumn="1" w:firstRow="1" w:lastColumn="0" w:lastRow="0" w:noHBand="0" w:noVBand="1" w:val="04A0"/>
+      </w:tblPr>
+      <w:tblGrid>
+        <w:gridCol w:w="960"/>
+        <w:gridCol w:w="960"/>
+        <w:gridCol w:w="960"/>
+        <w:gridCol w:w="960"/>
+        <w:gridCol w:w="960"/>
+        <w:gridCol w:w="960"/>
+        <w:gridCol w:w="960"/>
+        <w:gridCol w:w="960"/>
+        <w:gridCol w:w="960"/>
+      </w:tblGrid>
+      <w:tr>
+        <w:tc>
+          <w:tcPr>
+            <w:tcW w:type="dxa" w:w="960"/>
+          </w:tcPr>
+          <w:p>
+            <w:pPr>
+              <w:spacing w:after="20"/>
+              <w:jc w:val="center"/>
+            </w:pPr>
+            <w:r>
+              <w:rPr>
+                <w:b/>
+                <w:sz w:val="17"/>
+              </w:rPr>
+              <w:t>구역</w:t>
+            </w:r>
+          </w:p>
+        </w:tc>
+        <w:tc>
+          <w:tcPr>
+            <w:tcW w:type="dxa" w:w="960"/>
+          </w:tcPr>
+          <w:p>
+            <w:pPr>
+              <w:spacing w:after="20"/>
+              <w:jc w:val="center"/>
+            </w:pPr>
+            <w:r>
+              <w:rPr>
+                <w:b/>
+                <w:sz w:val="17"/>
+              </w:rPr>
+              <w:t>단지</w:t>
+            </w:r>
+          </w:p>
+        </w:tc>
+        <w:tc>
+          <w:tcPr>
+            <w:tcW w:type="dxa" w:w="960"/>
+          </w:tcPr>
+          <w:p>
+            <w:pPr>
+              <w:spacing w:after="20"/>
+              <w:jc w:val="center"/>
+            </w:pPr>
+            <w:r>
+              <w:rPr>
+                <w:b/>
+                <w:sz w:val="17"/>
+              </w:rPr>
+              <w:t>전용㎡</w:t>
+            </w:r>
+          </w:p>
+        </w:tc>
+        <w:tc>
+          <w:tcPr>
+            <w:tcW w:type="dxa" w:w="960"/>
+          </w:tcPr>
+          <w:p>
+            <w:pPr>
+              <w:spacing w:after="20"/>
+              <w:jc w:val="center"/>
+            </w:pPr>
+            <w:r>
+              <w:rPr>
+                <w:b/>
+                <w:sz w:val="17"/>
+              </w:rPr>
+              <w:t>2021 고점</w:t>
+            </w:r>
+          </w:p>
+        </w:tc>
+        <w:tc>
+          <w:tcPr>
+            <w:tcW w:type="dxa" w:w="960"/>
+          </w:tcPr>
+          <w:p>
+            <w:pPr>
+              <w:spacing w:after="20"/>
+              <w:jc w:val="center"/>
+            </w:pPr>
+            <w:r>
+              <w:rPr>
+                <w:b/>
+                <w:sz w:val="17"/>
+              </w:rPr>
+              <w:t>2021 건수</w:t>
+            </w:r>
+          </w:p>
+        </w:tc>
+        <w:tc>
+          <w:tcPr>
+            <w:tcW w:type="dxa" w:w="960"/>
+          </w:tcPr>
+          <w:p>
+            <w:pPr>
+              <w:spacing w:after="20"/>
+              <w:jc w:val="center"/>
+            </w:pPr>
+            <w:r>
+              <w:rPr>
+                <w:b/>
+                <w:sz w:val="17"/>
+              </w:rPr>
+              <w:t>올해 실거래</w:t>
+            </w:r>
+          </w:p>
+        </w:tc>
+        <w:tc>
+          <w:tcPr>
+            <w:tcW w:type="dxa" w:w="960"/>
+          </w:tcPr>
+          <w:p>
+            <w:pPr>
+              <w:spacing w:after="20"/>
+              <w:jc w:val="center"/>
+            </w:pPr>
+            <w:r>
+              <w:rPr>
+                <w:b/>
+                <w:sz w:val="17"/>
+              </w:rPr>
+              <w:t>회복률</w:t>
+            </w:r>
+          </w:p>
+        </w:tc>
+        <w:tc>
+          <w:tcPr>
+            <w:tcW w:type="dxa" w:w="960"/>
+          </w:tcPr>
+          <w:p>
+            <w:pPr>
+              <w:spacing w:after="20"/>
+              <w:jc w:val="center"/>
+            </w:pPr>
+            <w:r>
+              <w:rPr>
+                <w:b/>
+                <w:sz w:val="17"/>
+              </w:rPr>
+              <w:t>현재 최고호가</w:t>
+            </w:r>
+          </w:p>
+        </w:tc>
+        <w:tc>
+          <w:tcPr>
+            <w:tcW w:type="dxa" w:w="960"/>
+          </w:tcPr>
+          <w:p>
+            <w:pPr>
+              <w:spacing w:after="20"/>
+              <w:jc w:val="center"/>
+            </w:pPr>
+            <w:r>
+              <w:rPr>
+                <w:b/>
+                <w:sz w:val="17"/>
+              </w:rPr>
+              <w:t>호가/고점</w:t>
+            </w:r>
+          </w:p>
+        </w:tc>
+      </w:tr>
+      <w:tr>
+        <w:tc>
+          <w:tcPr>
+            <w:tcW w:type="dxa" w:w="960"/>
+          </w:tcPr>
+          <w:p>
+            <w:pPr>
+              <w:spacing w:after="20"/>
+              <w:jc w:val="center"/>
+            </w:pPr>
+            <w:r>
+              <w:rPr>
+                <w:sz w:val="17"/>
+              </w:rPr>
+              <w:t>둔산 13</w:t>
+            </w:r>
+          </w:p>
+        </w:tc>
+        <w:tc>
+          <w:tcPr>
+            <w:tcW w:type="dxa" w:w="960"/>
+          </w:tcPr>
+          <w:p>
+            <w:pPr>
+              <w:spacing w:after="20"/>
+              <w:jc w:val="center"/>
+            </w:pPr>
+            <w:r>
+              <w:rPr>
+                <w:sz w:val="17"/>
+              </w:rPr>
+              <w:t>목련</w:t>
+            </w:r>
+          </w:p>
+        </w:tc>
+        <w:tc>
+          <w:tcPr>
+            <w:tcW w:type="dxa" w:w="960"/>
+          </w:tcPr>
+          <w:p>
+            <w:pPr>
+              <w:spacing w:after="20"/>
+              <w:jc w:val="center"/>
+            </w:pPr>
+            <w:r>
+              <w:rPr>
+                <w:sz w:val="17"/>
+              </w:rPr>
+              <w:t>76</w:t>
+            </w:r>
+          </w:p>
+        </w:tc>
+        <w:tc>
+          <w:tcPr>
+            <w:tcW w:type="dxa" w:w="960"/>
+          </w:tcPr>
+          <w:p>
+            <w:pPr>
+              <w:spacing w:after="20"/>
+              <w:jc w:val="center"/>
+            </w:pPr>
+            <w:r>
+              <w:rPr>
+                <w:sz w:val="17"/>
+              </w:rPr>
+              <w:t>7.00</w:t>
+            </w:r>
+          </w:p>
+        </w:tc>
+        <w:tc>
+          <w:tcPr>
+            <w:tcW w:type="dxa" w:w="960"/>
+          </w:tcPr>
+          <w:p>
+            <w:pPr>
+              <w:spacing w:after="20"/>
+              <w:jc w:val="center"/>
+            </w:pPr>
+            <w:r>
+              <w:rPr>
+                <w:sz w:val="17"/>
+              </w:rPr>
+              <w:t>3</w:t>
+            </w:r>
+          </w:p>
+        </w:tc>
+        <w:tc>
+          <w:tcPr>
+            <w:tcW w:type="dxa" w:w="960"/>
+          </w:tcPr>
+          <w:p>
+            <w:pPr>
+              <w:spacing w:after="20"/>
+              <w:jc w:val="center"/>
+            </w:pPr>
+            <w:r>
+              <w:rPr>
+                <w:sz w:val="17"/>
+              </w:rPr>
+              <w:t>8.00</w:t>
+            </w:r>
+          </w:p>
+        </w:tc>
+        <w:tc>
+          <w:tcPr>
+            <w:tcW w:type="dxa" w:w="960"/>
+          </w:tcPr>
+          <w:p>
+            <w:pPr>
+              <w:spacing w:after="20"/>
+              <w:jc w:val="center"/>
+            </w:pPr>
+            <w:r>
+              <w:rPr>
+                <w:b/>
+                <w:color w:val="1268D3"/>
+                <w:sz w:val="17"/>
+              </w:rPr>
+              <w:t>114%</w:t>
+            </w:r>
+          </w:p>
+        </w:tc>
+        <w:tc>
+          <w:tcPr>
+            <w:tcW w:type="dxa" w:w="960"/>
+          </w:tcPr>
+          <w:p>
+            <w:pPr>
+              <w:spacing w:after="20"/>
+              <w:jc w:val="center"/>
+            </w:pPr>
+            <w:r>
+              <w:rPr>
+                <w:sz w:val="17"/>
+              </w:rPr>
+              <w:t>—</w:t>
+            </w:r>
+          </w:p>
+        </w:tc>
+        <w:tc>
+          <w:tcPr>
+            <w:tcW w:type="dxa" w:w="960"/>
+          </w:tcPr>
+          <w:p>
+            <w:pPr>
+              <w:spacing w:after="20"/>
+              <w:jc w:val="center"/>
+            </w:pPr>
+            <w:r>
+              <w:rPr>
+                <w:sz w:val="17"/>
+              </w:rPr>
+              <w:t>—</w:t>
+            </w:r>
+          </w:p>
+        </w:tc>
+      </w:tr>
+      <w:tr>
+        <w:tc>
+          <w:tcPr>
+            <w:tcW w:type="dxa" w:w="960"/>
+          </w:tcPr>
+          <w:p>
+            <w:pPr>
+              <w:spacing w:after="20"/>
+              <w:jc w:val="center"/>
+            </w:pPr>
+            <w:r>
+              <w:rPr>
+                <w:sz w:val="17"/>
+              </w:rPr>
+            </w:r>
+          </w:p>
+        </w:tc>
+        <w:tc>
+          <w:tcPr>
+            <w:tcW w:type="dxa" w:w="960"/>
+          </w:tcPr>
+          <w:p>
+            <w:pPr>
+              <w:spacing w:after="20"/>
+              <w:jc w:val="center"/>
+            </w:pPr>
+            <w:r>
+              <w:rPr>
+                <w:sz w:val="17"/>
+              </w:rPr>
+              <w:t>목련</w:t>
+            </w:r>
+          </w:p>
+        </w:tc>
+        <w:tc>
+          <w:tcPr>
+            <w:tcW w:type="dxa" w:w="960"/>
+          </w:tcPr>
+          <w:p>
+            <w:pPr>
+              <w:spacing w:after="20"/>
+              <w:jc w:val="center"/>
+            </w:pPr>
+            <w:r>
+              <w:rPr>
+                <w:sz w:val="17"/>
+              </w:rPr>
+              <w:t>102</w:t>
+            </w:r>
+          </w:p>
+        </w:tc>
+        <w:tc>
+          <w:tcPr>
+            <w:tcW w:type="dxa" w:w="960"/>
+          </w:tcPr>
+          <w:p>
+            <w:pPr>
+              <w:spacing w:after="20"/>
+              <w:jc w:val="center"/>
+            </w:pPr>
+            <w:r>
+              <w:rPr>
+                <w:sz w:val="17"/>
+              </w:rPr>
+              <w:t>11.50</w:t>
+            </w:r>
+          </w:p>
+        </w:tc>
+        <w:tc>
+          <w:tcPr>
+            <w:tcW w:type="dxa" w:w="960"/>
+          </w:tcPr>
+          <w:p>
+            <w:pPr>
+              <w:spacing w:after="20"/>
+              <w:jc w:val="center"/>
+            </w:pPr>
+            <w:r>
+              <w:rPr>
+                <w:sz w:val="17"/>
+              </w:rPr>
+              <w:t>10</w:t>
+            </w:r>
+          </w:p>
+        </w:tc>
+        <w:tc>
+          <w:tcPr>
+            <w:tcW w:type="dxa" w:w="960"/>
+          </w:tcPr>
+          <w:p>
+            <w:pPr>
+              <w:spacing w:after="20"/>
+              <w:jc w:val="center"/>
+            </w:pPr>
+            <w:r>
+              <w:rPr>
+                <w:sz w:val="17"/>
+              </w:rPr>
+              <w:t>11.97</w:t>
+            </w:r>
+          </w:p>
+        </w:tc>
+        <w:tc>
+          <w:tcPr>
+            <w:tcW w:type="dxa" w:w="960"/>
+          </w:tcPr>
+          <w:p>
+            <w:pPr>
+              <w:spacing w:after="20"/>
+              <w:jc w:val="center"/>
+            </w:pPr>
+            <w:r>
+              <w:rPr>
+                <w:b/>
+                <w:color w:val="1268D3"/>
+                <w:sz w:val="17"/>
+              </w:rPr>
+              <w:t>104%</w:t>
+            </w:r>
+          </w:p>
+        </w:tc>
+        <w:tc>
+          <w:tcPr>
+            <w:tcW w:type="dxa" w:w="960"/>
+          </w:tcPr>
+          <w:p>
+            <w:pPr>
+              <w:spacing w:after="20"/>
+              <w:jc w:val="center"/>
+            </w:pPr>
+            <w:r>
+              <w:rPr>
+                <w:sz w:val="17"/>
+              </w:rPr>
+              <w:t>15.00</w:t>
+            </w:r>
+          </w:p>
+        </w:tc>
+        <w:tc>
+          <w:tcPr>
+            <w:tcW w:type="dxa" w:w="960"/>
+          </w:tcPr>
+          <w:p>
+            <w:pPr>
+              <w:spacing w:after="20"/>
+              <w:jc w:val="center"/>
+            </w:pPr>
+            <w:r>
+              <w:rPr>
+                <w:b/>
+                <w:color w:val="1268D3"/>
+                <w:sz w:val="17"/>
+              </w:rPr>
+              <w:t>130%</w:t>
+            </w:r>
+          </w:p>
+        </w:tc>
+      </w:tr>
+      <w:tr>
+        <w:tc>
+          <w:tcPr>
+            <w:tcW w:type="dxa" w:w="960"/>
+          </w:tcPr>
+          <w:p>
+            <w:pPr>
+              <w:spacing w:after="20"/>
+              <w:jc w:val="center"/>
+            </w:pPr>
+            <w:r>
+              <w:rPr>
+                <w:sz w:val="17"/>
+              </w:rPr>
+            </w:r>
+          </w:p>
+        </w:tc>
+        <w:tc>
+          <w:tcPr>
+            <w:tcW w:type="dxa" w:w="960"/>
+          </w:tcPr>
+          <w:p>
+            <w:pPr>
+              <w:spacing w:after="20"/>
+              <w:jc w:val="center"/>
+            </w:pPr>
+            <w:r>
+              <w:rPr>
+                <w:sz w:val="17"/>
+              </w:rPr>
+              <w:t>목련</w:t>
+            </w:r>
+          </w:p>
+        </w:tc>
+        <w:tc>
+          <w:tcPr>
+            <w:tcW w:type="dxa" w:w="960"/>
+          </w:tcPr>
+          <w:p>
+            <w:pPr>
+              <w:spacing w:after="20"/>
+              <w:jc w:val="center"/>
+            </w:pPr>
+            <w:r>
+              <w:rPr>
+                <w:sz w:val="17"/>
+              </w:rPr>
+              <w:t>118</w:t>
+            </w:r>
+          </w:p>
+        </w:tc>
+        <w:tc>
+          <w:tcPr>
+            <w:tcW w:type="dxa" w:w="960"/>
+          </w:tcPr>
+          <w:p>
+            <w:pPr>
+              <w:spacing w:after="20"/>
+              <w:jc w:val="center"/>
+            </w:pPr>
+            <w:r>
+              <w:rPr>
+                <w:sz w:val="17"/>
+              </w:rPr>
+              <w:t>13.50</w:t>
+            </w:r>
+          </w:p>
+        </w:tc>
+        <w:tc>
+          <w:tcPr>
+            <w:tcW w:type="dxa" w:w="960"/>
+          </w:tcPr>
+          <w:p>
+            <w:pPr>
+              <w:spacing w:after="20"/>
+              <w:jc w:val="center"/>
+            </w:pPr>
+            <w:r>
+              <w:rPr>
+                <w:sz w:val="17"/>
+              </w:rPr>
+              <w:t>7</w:t>
+            </w:r>
+          </w:p>
+        </w:tc>
+        <w:tc>
+          <w:tcPr>
+            <w:tcW w:type="dxa" w:w="960"/>
+          </w:tcPr>
+          <w:p>
+            <w:pPr>
+              <w:spacing w:after="20"/>
+              <w:jc w:val="center"/>
+            </w:pPr>
+            <w:r>
+              <w:rPr>
+                <w:sz w:val="17"/>
+              </w:rPr>
+              <w:t>13.98</w:t>
+            </w:r>
+          </w:p>
+        </w:tc>
+        <w:tc>
+          <w:tcPr>
+            <w:tcW w:type="dxa" w:w="960"/>
+          </w:tcPr>
+          <w:p>
+            <w:pPr>
+              <w:spacing w:after="20"/>
+              <w:jc w:val="center"/>
+            </w:pPr>
+            <w:r>
+              <w:rPr>
+                <w:b/>
+                <w:color w:val="1268D3"/>
+                <w:sz w:val="17"/>
+              </w:rPr>
+              <w:t>104%</w:t>
+            </w:r>
+          </w:p>
+        </w:tc>
+        <w:tc>
+          <w:tcPr>
+            <w:tcW w:type="dxa" w:w="960"/>
+          </w:tcPr>
+          <w:p>
+            <w:pPr>
+              <w:spacing w:after="20"/>
+              <w:jc w:val="center"/>
+            </w:pPr>
+            <w:r>
+              <w:rPr>
+                <w:sz w:val="17"/>
+              </w:rPr>
+              <w:t>18.00</w:t>
+            </w:r>
+          </w:p>
+        </w:tc>
+        <w:tc>
+          <w:tcPr>
+            <w:tcW w:type="dxa" w:w="960"/>
+          </w:tcPr>
+          <w:p>
+            <w:pPr>
+              <w:spacing w:after="20"/>
+              <w:jc w:val="center"/>
+            </w:pPr>
+            <w:r>
+              <w:rPr>
+                <w:b/>
+                <w:color w:val="1268D3"/>
+                <w:sz w:val="17"/>
+              </w:rPr>
+              <w:t>133%</w:t>
+            </w:r>
+          </w:p>
+        </w:tc>
+      </w:tr>
+      <w:tr>
+        <w:tc>
+          <w:tcPr>
+            <w:tcW w:type="dxa" w:w="960"/>
+          </w:tcPr>
+          <w:p>
+            <w:pPr>
+              <w:spacing w:after="20"/>
+              <w:jc w:val="center"/>
+            </w:pPr>
+            <w:r>
+              <w:rPr>
+                <w:sz w:val="17"/>
+              </w:rPr>
+            </w:r>
+          </w:p>
+        </w:tc>
+        <w:tc>
+          <w:tcPr>
+            <w:tcW w:type="dxa" w:w="960"/>
+          </w:tcPr>
+          <w:p>
+            <w:pPr>
+              <w:spacing w:after="20"/>
+              <w:jc w:val="center"/>
+            </w:pPr>
+            <w:r>
+              <w:rPr>
+                <w:sz w:val="17"/>
+              </w:rPr>
+              <w:t>목련</w:t>
+            </w:r>
+          </w:p>
+        </w:tc>
+        <w:tc>
+          <w:tcPr>
+            <w:tcW w:type="dxa" w:w="960"/>
+          </w:tcPr>
+          <w:p>
+            <w:pPr>
+              <w:spacing w:after="20"/>
+              <w:jc w:val="center"/>
+            </w:pPr>
+            <w:r>
+              <w:rPr>
+                <w:sz w:val="17"/>
+              </w:rPr>
+              <w:t>135</w:t>
+            </w:r>
+          </w:p>
+        </w:tc>
+        <w:tc>
+          <w:tcPr>
+            <w:tcW w:type="dxa" w:w="960"/>
+          </w:tcPr>
+          <w:p>
+            <w:pPr>
+              <w:spacing w:after="20"/>
+              <w:jc w:val="center"/>
+            </w:pPr>
+            <w:r>
+              <w:rPr>
+                <w:sz w:val="17"/>
+              </w:rPr>
+              <w:t>14.90</w:t>
+            </w:r>
+          </w:p>
+        </w:tc>
+        <w:tc>
+          <w:tcPr>
+            <w:tcW w:type="dxa" w:w="960"/>
+          </w:tcPr>
+          <w:p>
+            <w:pPr>
+              <w:spacing w:after="20"/>
+              <w:jc w:val="center"/>
+            </w:pPr>
+            <w:r>
+              <w:rPr>
+                <w:sz w:val="17"/>
+              </w:rPr>
+              <w:t>12</w:t>
+            </w:r>
+          </w:p>
+        </w:tc>
+        <w:tc>
+          <w:tcPr>
+            <w:tcW w:type="dxa" w:w="960"/>
+          </w:tcPr>
+          <w:p>
+            <w:pPr>
+              <w:spacing w:after="20"/>
+              <w:jc w:val="center"/>
+            </w:pPr>
+            <w:r>
+              <w:rPr>
+                <w:sz w:val="17"/>
+              </w:rPr>
+              <w:t>15.50</w:t>
+            </w:r>
+          </w:p>
+        </w:tc>
+        <w:tc>
+          <w:tcPr>
+            <w:tcW w:type="dxa" w:w="960"/>
+          </w:tcPr>
+          <w:p>
+            <w:pPr>
+              <w:spacing w:after="20"/>
+              <w:jc w:val="center"/>
+            </w:pPr>
+            <w:r>
+              <w:rPr>
+                <w:b/>
+                <w:color w:val="1268D3"/>
+                <w:sz w:val="17"/>
+              </w:rPr>
+              <w:t>104%</w:t>
+            </w:r>
+          </w:p>
+        </w:tc>
+        <w:tc>
+          <w:tcPr>
+            <w:tcW w:type="dxa" w:w="960"/>
+          </w:tcPr>
+          <w:p>
+            <w:pPr>
+              <w:spacing w:after="20"/>
+              <w:jc w:val="center"/>
+            </w:pPr>
+            <w:r>
+              <w:rPr>
+                <w:sz w:val="17"/>
+              </w:rPr>
+              <w:t>18.00</w:t>
+            </w:r>
+          </w:p>
+        </w:tc>
+        <w:tc>
+          <w:tcPr>
+            <w:tcW w:type="dxa" w:w="960"/>
+          </w:tcPr>
+          <w:p>
+            <w:pPr>
+              <w:spacing w:after="20"/>
+              <w:jc w:val="center"/>
+            </w:pPr>
+            <w:r>
+              <w:rPr>
+                <w:b/>
+                <w:color w:val="1268D3"/>
+                <w:sz w:val="17"/>
+              </w:rPr>
+              <w:t>121%</w:t>
+            </w:r>
+          </w:p>
+        </w:tc>
+      </w:tr>
+      <w:tr>
+        <w:tc>
+          <w:tcPr>
+            <w:tcW w:type="dxa" w:w="960"/>
+          </w:tcPr>
+          <w:p>
+            <w:pPr>
+              <w:spacing w:after="20"/>
+              <w:jc w:val="center"/>
+            </w:pPr>
+            <w:r>
+              <w:rPr>
+                <w:sz w:val="17"/>
+              </w:rPr>
+            </w:r>
+          </w:p>
+        </w:tc>
+        <w:tc>
+          <w:tcPr>
+            <w:tcW w:type="dxa" w:w="960"/>
+          </w:tcPr>
+          <w:p>
+            <w:pPr>
+              <w:spacing w:after="20"/>
+              <w:jc w:val="center"/>
+            </w:pPr>
+            <w:r>
+              <w:rPr>
+                <w:sz w:val="17"/>
+              </w:rPr>
+              <w:t>크로바</w:t>
+            </w:r>
+          </w:p>
+        </w:tc>
+        <w:tc>
+          <w:tcPr>
+            <w:tcW w:type="dxa" w:w="960"/>
+          </w:tcPr>
+          <w:p>
+            <w:pPr>
+              <w:spacing w:after="20"/>
+              <w:jc w:val="center"/>
+            </w:pPr>
+            <w:r>
+              <w:rPr>
+                <w:sz w:val="17"/>
+              </w:rPr>
+              <w:t>85</w:t>
+            </w:r>
+          </w:p>
+        </w:tc>
+        <w:tc>
+          <w:tcPr>
+            <w:tcW w:type="dxa" w:w="960"/>
+          </w:tcPr>
+          <w:p>
+            <w:pPr>
+              <w:spacing w:after="20"/>
+              <w:jc w:val="center"/>
+            </w:pPr>
+            <w:r>
+              <w:rPr>
+                <w:sz w:val="17"/>
+              </w:rPr>
+              <w:t>12.50</w:t>
+            </w:r>
+          </w:p>
+        </w:tc>
+        <w:tc>
+          <w:tcPr>
+            <w:tcW w:type="dxa" w:w="960"/>
+          </w:tcPr>
+          <w:p>
+            <w:pPr>
+              <w:spacing w:after="20"/>
+              <w:jc w:val="center"/>
+            </w:pPr>
+            <w:r>
+              <w:rPr>
+                <w:sz w:val="17"/>
+              </w:rPr>
+              <w:t>5</w:t>
+            </w:r>
+          </w:p>
+        </w:tc>
+        <w:tc>
+          <w:tcPr>
+            <w:tcW w:type="dxa" w:w="960"/>
+          </w:tcPr>
+          <w:p>
+            <w:pPr>
+              <w:spacing w:after="20"/>
+              <w:jc w:val="center"/>
+            </w:pPr>
+            <w:r>
+              <w:rPr>
+                <w:sz w:val="17"/>
+              </w:rPr>
+              <w:t>11.50</w:t>
+            </w:r>
+          </w:p>
+        </w:tc>
+        <w:tc>
+          <w:tcPr>
+            <w:tcW w:type="dxa" w:w="960"/>
+          </w:tcPr>
+          <w:p>
+            <w:pPr>
+              <w:spacing w:after="20"/>
+              <w:jc w:val="center"/>
+            </w:pPr>
+            <w:r>
+              <w:rPr>
+                <w:b/>
+                <w:color w:val="CC3D3D"/>
+                <w:sz w:val="17"/>
+              </w:rPr>
+              <w:t>92%</w:t>
+            </w:r>
+          </w:p>
+        </w:tc>
+        <w:tc>
+          <w:tcPr>
+            <w:tcW w:type="dxa" w:w="960"/>
+          </w:tcPr>
+          <w:p>
+            <w:pPr>
+              <w:spacing w:after="20"/>
+              <w:jc w:val="center"/>
+            </w:pPr>
+            <w:r>
+              <w:rPr>
+                <w:sz w:val="17"/>
+              </w:rPr>
+              <w:t>15.20</w:t>
+            </w:r>
+          </w:p>
+        </w:tc>
+        <w:tc>
+          <w:tcPr>
+            <w:tcW w:type="dxa" w:w="960"/>
+          </w:tcPr>
+          <w:p>
+            <w:pPr>
+              <w:spacing w:after="20"/>
+              <w:jc w:val="center"/>
+            </w:pPr>
+            <w:r>
+              <w:rPr>
+                <w:b/>
+                <w:color w:val="1268D3"/>
+                <w:sz w:val="17"/>
+              </w:rPr>
+              <w:t>122%</w:t>
+            </w:r>
+          </w:p>
+        </w:tc>
+      </w:tr>
+      <w:tr>
+        <w:tc>
+          <w:tcPr>
+            <w:tcW w:type="dxa" w:w="960"/>
+          </w:tcPr>
+          <w:p>
+            <w:pPr>
+              <w:spacing w:after="20"/>
+              <w:jc w:val="center"/>
+            </w:pPr>
+            <w:r>
+              <w:rPr>
+                <w:sz w:val="17"/>
+              </w:rPr>
+            </w:r>
+          </w:p>
+        </w:tc>
+        <w:tc>
+          <w:tcPr>
+            <w:tcW w:type="dxa" w:w="960"/>
+          </w:tcPr>
+          <w:p>
+            <w:pPr>
+              <w:spacing w:after="20"/>
+              <w:jc w:val="center"/>
+            </w:pPr>
+            <w:r>
+              <w:rPr>
+                <w:sz w:val="17"/>
+              </w:rPr>
+              <w:t>크로바</w:t>
+            </w:r>
+          </w:p>
+        </w:tc>
+        <w:tc>
+          <w:tcPr>
+            <w:tcW w:type="dxa" w:w="960"/>
+          </w:tcPr>
+          <w:p>
+            <w:pPr>
+              <w:spacing w:after="20"/>
+              <w:jc w:val="center"/>
+            </w:pPr>
+            <w:r>
+              <w:rPr>
+                <w:sz w:val="17"/>
+              </w:rPr>
+              <w:t>102</w:t>
+            </w:r>
+          </w:p>
+        </w:tc>
+        <w:tc>
+          <w:tcPr>
+            <w:tcW w:type="dxa" w:w="960"/>
+          </w:tcPr>
+          <w:p>
+            <w:pPr>
+              <w:spacing w:after="20"/>
+              <w:jc w:val="center"/>
+            </w:pPr>
+            <w:r>
+              <w:rPr>
+                <w:sz w:val="17"/>
+              </w:rPr>
+              <w:t>13.40</w:t>
+            </w:r>
+          </w:p>
+        </w:tc>
+        <w:tc>
+          <w:tcPr>
+            <w:tcW w:type="dxa" w:w="960"/>
+          </w:tcPr>
+          <w:p>
+            <w:pPr>
+              <w:spacing w:after="20"/>
+              <w:jc w:val="center"/>
+            </w:pPr>
+            <w:r>
+              <w:rPr>
+                <w:sz w:val="17"/>
+              </w:rPr>
+              <w:t>11</w:t>
+            </w:r>
+          </w:p>
+        </w:tc>
+        <w:tc>
+          <w:tcPr>
+            <w:tcW w:type="dxa" w:w="960"/>
+          </w:tcPr>
+          <w:p>
+            <w:pPr>
+              <w:spacing w:after="20"/>
+              <w:jc w:val="center"/>
+            </w:pPr>
+            <w:r>
+              <w:rPr>
+                <w:sz w:val="17"/>
+              </w:rPr>
+              <w:t>13.98</w:t>
+            </w:r>
+          </w:p>
+        </w:tc>
+        <w:tc>
+          <w:tcPr>
+            <w:tcW w:type="dxa" w:w="960"/>
+          </w:tcPr>
+          <w:p>
+            <w:pPr>
+              <w:spacing w:after="20"/>
+              <w:jc w:val="center"/>
+            </w:pPr>
+            <w:r>
+              <w:rPr>
+                <w:b/>
+                <w:color w:val="1268D3"/>
+                <w:sz w:val="17"/>
+              </w:rPr>
+              <w:t>104%</w:t>
+            </w:r>
+          </w:p>
+        </w:tc>
+        <w:tc>
+          <w:tcPr>
+            <w:tcW w:type="dxa" w:w="960"/>
+          </w:tcPr>
+          <w:p>
+            <w:pPr>
+              <w:spacing w:after="20"/>
+              <w:jc w:val="center"/>
+            </w:pPr>
+            <w:r>
+              <w:rPr>
+                <w:sz w:val="17"/>
+              </w:rPr>
+              <w:t>16.50</w:t>
+            </w:r>
+          </w:p>
+        </w:tc>
+        <w:tc>
+          <w:tcPr>
+            <w:tcW w:type="dxa" w:w="960"/>
+          </w:tcPr>
+          <w:p>
+            <w:pPr>
+              <w:spacing w:after="20"/>
+              <w:jc w:val="center"/>
+            </w:pPr>
+            <w:r>
+              <w:rPr>
+                <w:b/>
+                <w:color w:val="1268D3"/>
+                <w:sz w:val="17"/>
+              </w:rPr>
+              <w:t>123%</w:t>
+            </w:r>
+          </w:p>
+        </w:tc>
+      </w:tr>
+      <w:tr>
+        <w:tc>
+          <w:tcPr>
+            <w:tcW w:type="dxa" w:w="960"/>
+          </w:tcPr>
+          <w:p>
+            <w:pPr>
+              <w:spacing w:after="20"/>
+              <w:jc w:val="center"/>
+            </w:pPr>
+            <w:r>
+              <w:rPr>
+                <w:sz w:val="17"/>
+              </w:rPr>
+            </w:r>
+          </w:p>
+        </w:tc>
+        <w:tc>
+          <w:tcPr>
+            <w:tcW w:type="dxa" w:w="960"/>
+          </w:tcPr>
+          <w:p>
+            <w:pPr>
+              <w:spacing w:after="20"/>
+              <w:jc w:val="center"/>
+            </w:pPr>
+            <w:r>
+              <w:rPr>
+                <w:sz w:val="17"/>
+              </w:rPr>
+              <w:t>크로바</w:t>
+            </w:r>
+          </w:p>
+        </w:tc>
+        <w:tc>
+          <w:tcPr>
+            <w:tcW w:type="dxa" w:w="960"/>
+          </w:tcPr>
+          <w:p>
+            <w:pPr>
+              <w:spacing w:after="20"/>
+              <w:jc w:val="center"/>
+            </w:pPr>
+            <w:r>
+              <w:rPr>
+                <w:sz w:val="17"/>
+              </w:rPr>
+              <w:t>115</w:t>
+            </w:r>
+          </w:p>
+        </w:tc>
+        <w:tc>
+          <w:tcPr>
+            <w:tcW w:type="dxa" w:w="960"/>
+          </w:tcPr>
+          <w:p>
+            <w:pPr>
+              <w:spacing w:after="20"/>
+              <w:jc w:val="center"/>
+            </w:pPr>
+            <w:r>
+              <w:rPr>
+                <w:sz w:val="17"/>
+              </w:rPr>
+              <w:t>15.90</w:t>
+            </w:r>
+          </w:p>
+        </w:tc>
+        <w:tc>
+          <w:tcPr>
+            <w:tcW w:type="dxa" w:w="960"/>
+          </w:tcPr>
+          <w:p>
+            <w:pPr>
+              <w:spacing w:after="20"/>
+              <w:jc w:val="center"/>
+            </w:pPr>
+            <w:r>
+              <w:rPr>
+                <w:sz w:val="17"/>
+              </w:rPr>
+              <w:t>8</w:t>
+            </w:r>
+          </w:p>
+        </w:tc>
+        <w:tc>
+          <w:tcPr>
+            <w:tcW w:type="dxa" w:w="960"/>
+          </w:tcPr>
+          <w:p>
+            <w:pPr>
+              <w:spacing w:after="20"/>
+              <w:jc w:val="center"/>
+            </w:pPr>
+            <w:r>
+              <w:rPr>
+                <w:sz w:val="17"/>
+              </w:rPr>
+              <w:t>16.20</w:t>
+            </w:r>
+          </w:p>
+        </w:tc>
+        <w:tc>
+          <w:tcPr>
+            <w:tcW w:type="dxa" w:w="960"/>
+          </w:tcPr>
+          <w:p>
+            <w:pPr>
+              <w:spacing w:after="20"/>
+              <w:jc w:val="center"/>
+            </w:pPr>
+            <w:r>
+              <w:rPr>
+                <w:b/>
+                <w:color w:val="1268D3"/>
+                <w:sz w:val="17"/>
+              </w:rPr>
+              <w:t>102%</w:t>
+            </w:r>
+          </w:p>
+        </w:tc>
+        <w:tc>
+          <w:tcPr>
+            <w:tcW w:type="dxa" w:w="960"/>
+          </w:tcPr>
+          <w:p>
+            <w:pPr>
+              <w:spacing w:after="20"/>
+              <w:jc w:val="center"/>
+            </w:pPr>
+            <w:r>
+              <w:rPr>
+                <w:sz w:val="17"/>
+              </w:rPr>
+              <w:t>17.00</w:t>
+            </w:r>
+          </w:p>
+        </w:tc>
+        <w:tc>
+          <w:tcPr>
+            <w:tcW w:type="dxa" w:w="960"/>
+          </w:tcPr>
+          <w:p>
+            <w:pPr>
+              <w:spacing w:after="20"/>
+              <w:jc w:val="center"/>
+            </w:pPr>
+            <w:r>
+              <w:rPr>
+                <w:b/>
+                <w:color w:val="1268D3"/>
+                <w:sz w:val="17"/>
+              </w:rPr>
+              <w:t>107%</w:t>
+            </w:r>
+          </w:p>
+        </w:tc>
+      </w:tr>
+      <w:tr>
+        <w:tc>
+          <w:tcPr>
+            <w:tcW w:type="dxa" w:w="960"/>
+          </w:tcPr>
+          <w:p>
+            <w:pPr>
+              <w:spacing w:after="20"/>
+              <w:jc w:val="center"/>
+            </w:pPr>
+            <w:r>
+              <w:rPr>
+                <w:sz w:val="17"/>
+              </w:rPr>
+            </w:r>
+          </w:p>
+        </w:tc>
+        <w:tc>
+          <w:tcPr>
+            <w:tcW w:type="dxa" w:w="960"/>
+          </w:tcPr>
+          <w:p>
+            <w:pPr>
+              <w:spacing w:after="20"/>
+              <w:jc w:val="center"/>
+            </w:pPr>
+            <w:r>
+              <w:rPr>
+                <w:sz w:val="17"/>
+              </w:rPr>
+              <w:t>크로바</w:t>
+            </w:r>
+          </w:p>
+        </w:tc>
+        <w:tc>
+          <w:tcPr>
+            <w:tcW w:type="dxa" w:w="960"/>
+          </w:tcPr>
+          <w:p>
+            <w:pPr>
+              <w:spacing w:after="20"/>
+              <w:jc w:val="center"/>
+            </w:pPr>
+            <w:r>
+              <w:rPr>
+                <w:sz w:val="17"/>
+              </w:rPr>
+              <w:t>135</w:t>
+            </w:r>
+          </w:p>
+        </w:tc>
+        <w:tc>
+          <w:tcPr>
+            <w:tcW w:type="dxa" w:w="960"/>
+          </w:tcPr>
+          <w:p>
+            <w:pPr>
+              <w:spacing w:after="20"/>
+              <w:jc w:val="center"/>
+            </w:pPr>
+            <w:r>
+              <w:rPr>
+                <w:sz w:val="17"/>
+              </w:rPr>
+              <w:t>16.95</w:t>
+            </w:r>
+          </w:p>
+        </w:tc>
+        <w:tc>
+          <w:tcPr>
+            <w:tcW w:type="dxa" w:w="960"/>
+          </w:tcPr>
+          <w:p>
+            <w:pPr>
+              <w:spacing w:after="20"/>
+              <w:jc w:val="center"/>
+            </w:pPr>
+            <w:r>
+              <w:rPr>
+                <w:sz w:val="17"/>
+              </w:rPr>
+              <w:t>4</w:t>
+            </w:r>
+          </w:p>
+        </w:tc>
+        <w:tc>
+          <w:tcPr>
+            <w:tcW w:type="dxa" w:w="960"/>
+          </w:tcPr>
+          <w:p>
+            <w:pPr>
+              <w:spacing w:after="20"/>
+              <w:jc w:val="center"/>
+            </w:pPr>
+            <w:r>
+              <w:rPr>
+                <w:sz w:val="17"/>
+              </w:rPr>
+              <w:t>21.40</w:t>
+            </w:r>
+          </w:p>
+        </w:tc>
+        <w:tc>
+          <w:tcPr>
+            <w:tcW w:type="dxa" w:w="960"/>
+          </w:tcPr>
+          <w:p>
+            <w:pPr>
+              <w:spacing w:after="20"/>
+              <w:jc w:val="center"/>
+            </w:pPr>
+            <w:r>
+              <w:rPr>
+                <w:b/>
+                <w:color w:val="1268D3"/>
+                <w:sz w:val="17"/>
+              </w:rPr>
+              <w:t>126%</w:t>
+            </w:r>
+          </w:p>
+        </w:tc>
+        <w:tc>
+          <w:tcPr>
+            <w:tcW w:type="dxa" w:w="960"/>
+          </w:tcPr>
+          <w:p>
+            <w:pPr>
+              <w:spacing w:after="20"/>
+              <w:jc w:val="center"/>
+            </w:pPr>
+            <w:r>
+              <w:rPr>
+                <w:sz w:val="17"/>
+              </w:rPr>
+              <w:t>23.50</w:t>
+            </w:r>
+          </w:p>
+        </w:tc>
+        <w:tc>
+          <w:tcPr>
+            <w:tcW w:type="dxa" w:w="960"/>
+          </w:tcPr>
+          <w:p>
+            <w:pPr>
+              <w:spacing w:after="20"/>
+              <w:jc w:val="center"/>
+            </w:pPr>
+            <w:r>
+              <w:rPr>
+                <w:b/>
+                <w:color w:val="1268D3"/>
+                <w:sz w:val="17"/>
+              </w:rPr>
+              <w:t>139%</w:t>
+            </w:r>
+          </w:p>
+        </w:tc>
+      </w:tr>
+      <w:tr>
+        <w:tc>
+          <w:tcPr>
+            <w:tcW w:type="dxa" w:w="960"/>
+          </w:tcPr>
+          <w:p>
+            <w:pPr>
+              <w:spacing w:after="20"/>
+              <w:jc w:val="center"/>
+            </w:pPr>
+            <w:r>
+              <w:rPr>
+                <w:sz w:val="17"/>
+              </w:rPr>
+            </w:r>
+          </w:p>
+        </w:tc>
+        <w:tc>
+          <w:tcPr>
+            <w:tcW w:type="dxa" w:w="960"/>
+          </w:tcPr>
+          <w:p>
+            <w:pPr>
+              <w:spacing w:after="20"/>
+              <w:jc w:val="center"/>
+            </w:pPr>
+            <w:r>
+              <w:rPr>
+                <w:sz w:val="17"/>
+              </w:rPr>
+              <w:t>크로바</w:t>
+            </w:r>
+          </w:p>
+        </w:tc>
+        <w:tc>
+          <w:tcPr>
+            <w:tcW w:type="dxa" w:w="960"/>
+          </w:tcPr>
+          <w:p>
+            <w:pPr>
+              <w:spacing w:after="20"/>
+              <w:jc w:val="center"/>
+            </w:pPr>
+            <w:r>
+              <w:rPr>
+                <w:sz w:val="17"/>
+              </w:rPr>
+              <w:t>165</w:t>
+            </w:r>
+          </w:p>
+        </w:tc>
+        <w:tc>
+          <w:tcPr>
+            <w:tcW w:type="dxa" w:w="960"/>
+          </w:tcPr>
+          <w:p>
+            <w:pPr>
+              <w:spacing w:after="20"/>
+              <w:jc w:val="center"/>
+            </w:pPr>
+            <w:r>
+              <w:rPr>
+                <w:sz w:val="17"/>
+              </w:rPr>
+              <w:t>20.80</w:t>
+            </w:r>
+          </w:p>
+        </w:tc>
+        <w:tc>
+          <w:tcPr>
+            <w:tcW w:type="dxa" w:w="960"/>
+          </w:tcPr>
+          <w:p>
+            <w:pPr>
+              <w:spacing w:after="20"/>
+              <w:jc w:val="center"/>
+            </w:pPr>
+            <w:r>
+              <w:rPr>
+                <w:sz w:val="17"/>
+              </w:rPr>
+              <w:t>6</w:t>
+            </w:r>
+          </w:p>
+        </w:tc>
+        <w:tc>
+          <w:tcPr>
+            <w:tcW w:type="dxa" w:w="960"/>
+          </w:tcPr>
+          <w:p>
+            <w:pPr>
+              <w:spacing w:after="20"/>
+              <w:jc w:val="center"/>
+            </w:pPr>
+            <w:r>
+              <w:rPr>
+                <w:sz w:val="17"/>
+              </w:rPr>
+              <w:t>23.50</w:t>
+            </w:r>
+          </w:p>
+        </w:tc>
+        <w:tc>
+          <w:tcPr>
+            <w:tcW w:type="dxa" w:w="960"/>
+          </w:tcPr>
+          <w:p>
+            <w:pPr>
+              <w:spacing w:after="20"/>
+              <w:jc w:val="center"/>
+            </w:pPr>
+            <w:r>
+              <w:rPr>
+                <w:b/>
+                <w:color w:val="1268D3"/>
+                <w:sz w:val="17"/>
+              </w:rPr>
+              <w:t>113%</w:t>
+            </w:r>
+          </w:p>
+        </w:tc>
+        <w:tc>
+          <w:tcPr>
+            <w:tcW w:type="dxa" w:w="960"/>
+          </w:tcPr>
+          <w:p>
+            <w:pPr>
+              <w:spacing w:after="20"/>
+              <w:jc w:val="center"/>
+            </w:pPr>
+            <w:r>
+              <w:rPr>
+                <w:sz w:val="17"/>
+              </w:rPr>
+              <w:t>25.50</w:t>
+            </w:r>
+          </w:p>
+        </w:tc>
+        <w:tc>
+          <w:tcPr>
+            <w:tcW w:type="dxa" w:w="960"/>
+          </w:tcPr>
+          <w:p>
+            <w:pPr>
+              <w:spacing w:after="20"/>
+              <w:jc w:val="center"/>
+            </w:pPr>
+            <w:r>
+              <w:rPr>
+                <w:b/>
+                <w:color w:val="1268D3"/>
+                <w:sz w:val="17"/>
+              </w:rPr>
+              <w:t>123%</w:t>
+            </w:r>
+          </w:p>
+        </w:tc>
+      </w:tr>
+      <w:tr>
+        <w:tc>
+          <w:tcPr>
+            <w:tcW w:type="dxa" w:w="960"/>
+          </w:tcPr>
+          <w:p>
+            <w:pPr>
+              <w:spacing w:after="20"/>
+              <w:jc w:val="center"/>
+            </w:pPr>
+            <w:r>
+              <w:rPr>
+                <w:sz w:val="17"/>
+              </w:rPr>
+              <w:t>둔산 14</w:t>
+            </w:r>
+          </w:p>
+        </w:tc>
+        <w:tc>
+          <w:tcPr>
+            <w:tcW w:type="dxa" w:w="960"/>
+          </w:tcPr>
+          <w:p>
+            <w:pPr>
+              <w:spacing w:after="20"/>
+              <w:jc w:val="center"/>
+            </w:pPr>
+            <w:r>
+              <w:rPr>
+                <w:sz w:val="17"/>
+              </w:rPr>
+              <w:t>한가람</w:t>
+            </w:r>
+          </w:p>
+        </w:tc>
+        <w:tc>
+          <w:tcPr>
+            <w:tcW w:type="dxa" w:w="960"/>
+          </w:tcPr>
+          <w:p>
+            <w:pPr>
+              <w:spacing w:after="20"/>
+              <w:jc w:val="center"/>
+            </w:pPr>
+            <w:r>
+              <w:rPr>
+                <w:sz w:val="17"/>
+              </w:rPr>
+              <w:t>40</w:t>
+            </w:r>
+          </w:p>
+        </w:tc>
+        <w:tc>
+          <w:tcPr>
+            <w:tcW w:type="dxa" w:w="960"/>
+          </w:tcPr>
+          <w:p>
+            <w:pPr>
+              <w:spacing w:after="20"/>
+              <w:jc w:val="center"/>
+            </w:pPr>
+            <w:r>
+              <w:rPr>
+                <w:sz w:val="17"/>
+              </w:rPr>
+              <w:t>2.80</w:t>
+            </w:r>
+          </w:p>
+        </w:tc>
+        <w:tc>
+          <w:tcPr>
+            <w:tcW w:type="dxa" w:w="960"/>
+          </w:tcPr>
+          <w:p>
+            <w:pPr>
+              <w:spacing w:after="20"/>
+              <w:jc w:val="center"/>
+            </w:pPr>
+            <w:r>
+              <w:rPr>
+                <w:sz w:val="17"/>
+              </w:rPr>
+              <w:t>44</w:t>
+            </w:r>
+          </w:p>
+        </w:tc>
+        <w:tc>
+          <w:tcPr>
+            <w:tcW w:type="dxa" w:w="960"/>
+          </w:tcPr>
+          <w:p>
+            <w:pPr>
+              <w:spacing w:after="20"/>
+              <w:jc w:val="center"/>
+            </w:pPr>
+            <w:r>
+              <w:rPr>
+                <w:sz w:val="17"/>
+              </w:rPr>
+              <w:t>3.50</w:t>
+            </w:r>
+          </w:p>
+        </w:tc>
+        <w:tc>
+          <w:tcPr>
+            <w:tcW w:type="dxa" w:w="960"/>
+          </w:tcPr>
+          <w:p>
+            <w:pPr>
+              <w:spacing w:after="20"/>
+              <w:jc w:val="center"/>
+            </w:pPr>
+            <w:r>
+              <w:rPr>
+                <w:b/>
+                <w:color w:val="1268D3"/>
+                <w:sz w:val="17"/>
+              </w:rPr>
+              <w:t>125%</w:t>
+            </w:r>
+          </w:p>
+        </w:tc>
+        <w:tc>
+          <w:tcPr>
+            <w:tcW w:type="dxa" w:w="960"/>
+          </w:tcPr>
+          <w:p>
+            <w:pPr>
+              <w:spacing w:after="20"/>
+              <w:jc w:val="center"/>
+            </w:pPr>
+            <w:r>
+              <w:rPr>
+                <w:sz w:val="17"/>
+              </w:rPr>
+              <w:t>4.00</w:t>
+            </w:r>
+          </w:p>
+        </w:tc>
+        <w:tc>
+          <w:tcPr>
+            <w:tcW w:type="dxa" w:w="960"/>
+          </w:tcPr>
+          <w:p>
+            <w:pPr>
+              <w:spacing w:after="20"/>
+              <w:jc w:val="center"/>
+            </w:pPr>
+            <w:r>
+              <w:rPr>
+                <w:b/>
+                <w:color w:val="1268D3"/>
+                <w:sz w:val="17"/>
+              </w:rPr>
+              <w:t>143%</w:t>
+            </w:r>
+          </w:p>
+        </w:tc>
+      </w:tr>
+      <w:tr>
+        <w:tc>
+          <w:tcPr>
+            <w:tcW w:type="dxa" w:w="960"/>
+          </w:tcPr>
+          <w:p>
+            <w:pPr>
+              <w:spacing w:after="20"/>
+              <w:jc w:val="center"/>
+            </w:pPr>
+            <w:r>
+              <w:rPr>
+                <w:sz w:val="17"/>
+              </w:rPr>
+            </w:r>
+          </w:p>
+        </w:tc>
+        <w:tc>
+          <w:tcPr>
+            <w:tcW w:type="dxa" w:w="960"/>
+          </w:tcPr>
+          <w:p>
+            <w:pPr>
+              <w:spacing w:after="20"/>
+              <w:jc w:val="center"/>
+            </w:pPr>
+            <w:r>
+              <w:rPr>
+                <w:sz w:val="17"/>
+              </w:rPr>
+              <w:t>한가람</w:t>
+            </w:r>
+          </w:p>
+        </w:tc>
+        <w:tc>
+          <w:tcPr>
+            <w:tcW w:type="dxa" w:w="960"/>
+          </w:tcPr>
+          <w:p>
+            <w:pPr>
+              <w:spacing w:after="20"/>
+              <w:jc w:val="center"/>
+            </w:pPr>
+            <w:r>
+              <w:rPr>
+                <w:sz w:val="17"/>
+              </w:rPr>
+              <w:t>52</w:t>
+            </w:r>
+          </w:p>
+        </w:tc>
+        <w:tc>
+          <w:tcPr>
+            <w:tcW w:type="dxa" w:w="960"/>
+          </w:tcPr>
+          <w:p>
+            <w:pPr>
+              <w:spacing w:after="20"/>
+              <w:jc w:val="center"/>
+            </w:pPr>
+            <w:r>
+              <w:rPr>
+                <w:sz w:val="17"/>
+              </w:rPr>
+              <w:t>3.95</w:t>
+            </w:r>
+          </w:p>
+        </w:tc>
+        <w:tc>
+          <w:tcPr>
+            <w:tcW w:type="dxa" w:w="960"/>
+          </w:tcPr>
+          <w:p>
+            <w:pPr>
+              <w:spacing w:after="20"/>
+              <w:jc w:val="center"/>
+            </w:pPr>
+            <w:r>
+              <w:rPr>
+                <w:sz w:val="17"/>
+              </w:rPr>
+              <w:t>12</w:t>
+            </w:r>
+          </w:p>
+        </w:tc>
+        <w:tc>
+          <w:tcPr>
+            <w:tcW w:type="dxa" w:w="960"/>
+          </w:tcPr>
+          <w:p>
+            <w:pPr>
+              <w:spacing w:after="20"/>
+              <w:jc w:val="center"/>
+            </w:pPr>
+            <w:r>
+              <w:rPr>
+                <w:sz w:val="17"/>
+              </w:rPr>
+              <w:t>4.38</w:t>
+            </w:r>
+          </w:p>
+        </w:tc>
+        <w:tc>
+          <w:tcPr>
+            <w:tcW w:type="dxa" w:w="960"/>
+          </w:tcPr>
+          <w:p>
+            <w:pPr>
+              <w:spacing w:after="20"/>
+              <w:jc w:val="center"/>
+            </w:pPr>
+            <w:r>
+              <w:rPr>
+                <w:b/>
+                <w:color w:val="1268D3"/>
+                <w:sz w:val="17"/>
+              </w:rPr>
+              <w:t>111%</w:t>
+            </w:r>
+          </w:p>
+        </w:tc>
+        <w:tc>
+          <w:tcPr>
+            <w:tcW w:type="dxa" w:w="960"/>
+          </w:tcPr>
+          <w:p>
+            <w:pPr>
+              <w:spacing w:after="20"/>
+              <w:jc w:val="center"/>
+            </w:pPr>
+            <w:r>
+              <w:rPr>
+                <w:sz w:val="17"/>
+              </w:rPr>
+              <w:t>4.60</w:t>
+            </w:r>
+          </w:p>
+        </w:tc>
+        <w:tc>
+          <w:tcPr>
+            <w:tcW w:type="dxa" w:w="960"/>
+          </w:tcPr>
+          <w:p>
+            <w:pPr>
+              <w:spacing w:after="20"/>
+              <w:jc w:val="center"/>
+            </w:pPr>
+            <w:r>
+              <w:rPr>
+                <w:b/>
+                <w:color w:val="1268D3"/>
+                <w:sz w:val="17"/>
+              </w:rPr>
+              <w:t>116%</w:t>
+            </w:r>
+          </w:p>
+        </w:tc>
+      </w:tr>
+      <w:tr>
+        <w:tc>
+          <w:tcPr>
+            <w:tcW w:type="dxa" w:w="960"/>
+          </w:tcPr>
+          <w:p>
+            <w:pPr>
+              <w:spacing w:after="20"/>
+              <w:jc w:val="center"/>
+            </w:pPr>
+            <w:r>
+              <w:rPr>
+                <w:sz w:val="17"/>
+              </w:rPr>
+            </w:r>
+          </w:p>
+        </w:tc>
+        <w:tc>
+          <w:tcPr>
+            <w:tcW w:type="dxa" w:w="960"/>
+          </w:tcPr>
+          <w:p>
+            <w:pPr>
+              <w:spacing w:after="20"/>
+              <w:jc w:val="center"/>
+            </w:pPr>
+            <w:r>
+              <w:rPr>
+                <w:sz w:val="17"/>
+              </w:rPr>
+              <w:t>한가람</w:t>
+            </w:r>
+          </w:p>
+        </w:tc>
+        <w:tc>
+          <w:tcPr>
+            <w:tcW w:type="dxa" w:w="960"/>
+          </w:tcPr>
+          <w:p>
+            <w:pPr>
+              <w:spacing w:after="20"/>
+              <w:jc w:val="center"/>
+            </w:pPr>
+            <w:r>
+              <w:rPr>
+                <w:sz w:val="17"/>
+              </w:rPr>
+              <w:t>60</w:t>
+            </w:r>
+          </w:p>
+        </w:tc>
+        <w:tc>
+          <w:tcPr>
+            <w:tcW w:type="dxa" w:w="960"/>
+          </w:tcPr>
+          <w:p>
+            <w:pPr>
+              <w:spacing w:after="20"/>
+              <w:jc w:val="center"/>
+            </w:pPr>
+            <w:r>
+              <w:rPr>
+                <w:sz w:val="17"/>
+              </w:rPr>
+              <w:t>4.39</w:t>
+            </w:r>
+          </w:p>
+        </w:tc>
+        <w:tc>
+          <w:tcPr>
+            <w:tcW w:type="dxa" w:w="960"/>
+          </w:tcPr>
+          <w:p>
+            <w:pPr>
+              <w:spacing w:after="20"/>
+              <w:jc w:val="center"/>
+            </w:pPr>
+            <w:r>
+              <w:rPr>
+                <w:sz w:val="17"/>
+              </w:rPr>
+              <w:t>8</w:t>
+            </w:r>
+          </w:p>
+        </w:tc>
+        <w:tc>
+          <w:tcPr>
+            <w:tcW w:type="dxa" w:w="960"/>
+          </w:tcPr>
+          <w:p>
+            <w:pPr>
+              <w:spacing w:after="20"/>
+              <w:jc w:val="center"/>
+            </w:pPr>
+            <w:r>
+              <w:rPr>
+                <w:sz w:val="17"/>
+              </w:rPr>
+              <w:t>4.95</w:t>
+            </w:r>
+          </w:p>
+        </w:tc>
+        <w:tc>
+          <w:tcPr>
+            <w:tcW w:type="dxa" w:w="960"/>
+          </w:tcPr>
+          <w:p>
+            <w:pPr>
+              <w:spacing w:after="20"/>
+              <w:jc w:val="center"/>
+            </w:pPr>
+            <w:r>
+              <w:rPr>
+                <w:b/>
+                <w:color w:val="1268D3"/>
+                <w:sz w:val="17"/>
+              </w:rPr>
+              <w:t>113%</w:t>
+            </w:r>
+          </w:p>
+        </w:tc>
+        <w:tc>
+          <w:tcPr>
+            <w:tcW w:type="dxa" w:w="960"/>
+          </w:tcPr>
+          <w:p>
+            <w:pPr>
+              <w:spacing w:after="20"/>
+              <w:jc w:val="center"/>
+            </w:pPr>
+            <w:r>
+              <w:rPr>
+                <w:sz w:val="17"/>
+              </w:rPr>
+              <w:t>5.60</w:t>
+            </w:r>
+          </w:p>
+        </w:tc>
+        <w:tc>
+          <w:tcPr>
+            <w:tcW w:type="dxa" w:w="960"/>
+          </w:tcPr>
+          <w:p>
+            <w:pPr>
+              <w:spacing w:after="20"/>
+              <w:jc w:val="center"/>
+            </w:pPr>
+            <w:r>
+              <w:rPr>
+                <w:b/>
+                <w:color w:val="1268D3"/>
+                <w:sz w:val="17"/>
+              </w:rPr>
+              <w:t>128%</w:t>
+            </w:r>
+          </w:p>
+        </w:tc>
+      </w:tr>
+      <w:tr>
+        <w:tc>
+          <w:tcPr>
+            <w:tcW w:type="dxa" w:w="960"/>
+          </w:tcPr>
+          <w:p>
+            <w:pPr>
+              <w:spacing w:after="20"/>
+              <w:jc w:val="center"/>
+            </w:pPr>
+            <w:r>
+              <w:rPr>
+                <w:sz w:val="17"/>
+              </w:rPr>
+            </w:r>
+          </w:p>
+        </w:tc>
+        <w:tc>
+          <w:tcPr>
+            <w:tcW w:type="dxa" w:w="960"/>
+          </w:tcPr>
+          <w:p>
+            <w:pPr>
+              <w:spacing w:after="20"/>
+              <w:jc w:val="center"/>
+            </w:pPr>
+            <w:r>
+              <w:rPr>
+                <w:sz w:val="17"/>
+              </w:rPr>
+              <w:t>한가람</w:t>
+            </w:r>
+          </w:p>
+        </w:tc>
+        <w:tc>
+          <w:tcPr>
+            <w:tcW w:type="dxa" w:w="960"/>
+          </w:tcPr>
+          <w:p>
+            <w:pPr>
+              <w:spacing w:after="20"/>
+              <w:jc w:val="center"/>
+            </w:pPr>
+            <w:r>
+              <w:rPr>
+                <w:sz w:val="17"/>
+              </w:rPr>
+              <w:t>85</w:t>
+            </w:r>
+          </w:p>
+        </w:tc>
+        <w:tc>
+          <w:tcPr>
+            <w:tcW w:type="dxa" w:w="960"/>
+          </w:tcPr>
+          <w:p>
+            <w:pPr>
+              <w:spacing w:after="20"/>
+              <w:jc w:val="center"/>
+            </w:pPr>
+            <w:r>
+              <w:rPr>
+                <w:sz w:val="17"/>
+              </w:rPr>
+              <w:t>6.50</w:t>
+            </w:r>
+          </w:p>
+        </w:tc>
+        <w:tc>
+          <w:tcPr>
+            <w:tcW w:type="dxa" w:w="960"/>
+          </w:tcPr>
+          <w:p>
+            <w:pPr>
+              <w:spacing w:after="20"/>
+              <w:jc w:val="center"/>
+            </w:pPr>
+            <w:r>
+              <w:rPr>
+                <w:sz w:val="17"/>
+              </w:rPr>
+              <w:t>13</w:t>
+            </w:r>
+          </w:p>
+        </w:tc>
+        <w:tc>
+          <w:tcPr>
+            <w:tcW w:type="dxa" w:w="960"/>
+          </w:tcPr>
+          <w:p>
+            <w:pPr>
+              <w:spacing w:after="20"/>
+              <w:jc w:val="center"/>
+            </w:pPr>
+            <w:r>
+              <w:rPr>
+                <w:sz w:val="17"/>
+              </w:rPr>
+              <w:t>6.20</w:t>
+            </w:r>
+          </w:p>
+        </w:tc>
+        <w:tc>
+          <w:tcPr>
+            <w:tcW w:type="dxa" w:w="960"/>
+          </w:tcPr>
+          <w:p>
+            <w:pPr>
+              <w:spacing w:after="20"/>
+              <w:jc w:val="center"/>
+            </w:pPr>
+            <w:r>
+              <w:rPr>
+                <w:b/>
+                <w:color w:val="CC3D3D"/>
+                <w:sz w:val="17"/>
+              </w:rPr>
+              <w:t>95%</w:t>
+            </w:r>
+          </w:p>
+        </w:tc>
+        <w:tc>
+          <w:tcPr>
+            <w:tcW w:type="dxa" w:w="960"/>
+          </w:tcPr>
+          <w:p>
+            <w:pPr>
+              <w:spacing w:after="20"/>
+              <w:jc w:val="center"/>
+            </w:pPr>
+            <w:r>
+              <w:rPr>
+                <w:sz w:val="17"/>
+              </w:rPr>
+              <w:t>7.20</w:t>
+            </w:r>
+          </w:p>
+        </w:tc>
+        <w:tc>
+          <w:tcPr>
+            <w:tcW w:type="dxa" w:w="960"/>
+          </w:tcPr>
+          <w:p>
+            <w:pPr>
+              <w:spacing w:after="20"/>
+              <w:jc w:val="center"/>
+            </w:pPr>
+            <w:r>
+              <w:rPr>
+                <w:b/>
+                <w:color w:val="1268D3"/>
+                <w:sz w:val="17"/>
+              </w:rPr>
+              <w:t>111%</w:t>
+            </w:r>
+          </w:p>
+        </w:tc>
+      </w:tr>
+      <w:tr>
+        <w:tc>
+          <w:tcPr>
+            <w:tcW w:type="dxa" w:w="960"/>
+          </w:tcPr>
+          <w:p>
+            <w:pPr>
+              <w:spacing w:after="20"/>
+              <w:jc w:val="center"/>
+            </w:pPr>
+            <w:r>
+              <w:rPr>
+                <w:sz w:val="17"/>
+              </w:rPr>
+            </w:r>
+          </w:p>
+        </w:tc>
+        <w:tc>
+          <w:tcPr>
+            <w:tcW w:type="dxa" w:w="960"/>
+          </w:tcPr>
+          <w:p>
+            <w:pPr>
+              <w:spacing w:after="20"/>
+              <w:jc w:val="center"/>
+            </w:pPr>
+            <w:r>
+              <w:rPr>
+                <w:sz w:val="17"/>
+              </w:rPr>
+              <w:t>공작한양</w:t>
+            </w:r>
+          </w:p>
+        </w:tc>
+        <w:tc>
+          <w:tcPr>
+            <w:tcW w:type="dxa" w:w="960"/>
+          </w:tcPr>
+          <w:p>
+            <w:pPr>
+              <w:spacing w:after="20"/>
+              <w:jc w:val="center"/>
+            </w:pPr>
+            <w:r>
+              <w:rPr>
+                <w:sz w:val="17"/>
+              </w:rPr>
+              <w:t>73</w:t>
+            </w:r>
+          </w:p>
+        </w:tc>
+        <w:tc>
+          <w:tcPr>
+            <w:tcW w:type="dxa" w:w="960"/>
+          </w:tcPr>
+          <w:p>
+            <w:pPr>
+              <w:spacing w:after="20"/>
+              <w:jc w:val="center"/>
+            </w:pPr>
+            <w:r>
+              <w:rPr>
+                <w:sz w:val="17"/>
+              </w:rPr>
+              <w:t>5.00</w:t>
+            </w:r>
+          </w:p>
+        </w:tc>
+        <w:tc>
+          <w:tcPr>
+            <w:tcW w:type="dxa" w:w="960"/>
+          </w:tcPr>
+          <w:p>
+            <w:pPr>
+              <w:spacing w:after="20"/>
+              <w:jc w:val="center"/>
+            </w:pPr>
+            <w:r>
+              <w:rPr>
+                <w:sz w:val="17"/>
+              </w:rPr>
+              <w:t>12</w:t>
+            </w:r>
+          </w:p>
+        </w:tc>
+        <w:tc>
+          <w:tcPr>
+            <w:tcW w:type="dxa" w:w="960"/>
+          </w:tcPr>
+          <w:p>
+            <w:pPr>
+              <w:spacing w:after="20"/>
+              <w:jc w:val="center"/>
+            </w:pPr>
+            <w:r>
+              <w:rPr>
+                <w:sz w:val="17"/>
+              </w:rPr>
+              <w:t>5.05</w:t>
+            </w:r>
+          </w:p>
+        </w:tc>
+        <w:tc>
+          <w:tcPr>
+            <w:tcW w:type="dxa" w:w="960"/>
+          </w:tcPr>
+          <w:p>
+            <w:pPr>
+              <w:spacing w:after="20"/>
+              <w:jc w:val="center"/>
+            </w:pPr>
+            <w:r>
+              <w:rPr>
+                <w:b/>
+                <w:color w:val="1268D3"/>
+                <w:sz w:val="17"/>
+              </w:rPr>
+              <w:t>101%</w:t>
+            </w:r>
+          </w:p>
+        </w:tc>
+        <w:tc>
+          <w:tcPr>
+            <w:tcW w:type="dxa" w:w="960"/>
+          </w:tcPr>
+          <w:p>
+            <w:pPr>
+              <w:spacing w:after="20"/>
+              <w:jc w:val="center"/>
+            </w:pPr>
+            <w:r>
+              <w:rPr>
+                <w:sz w:val="17"/>
+              </w:rPr>
+              <w:t>5.70</w:t>
+            </w:r>
+          </w:p>
+        </w:tc>
+        <w:tc>
+          <w:tcPr>
+            <w:tcW w:type="dxa" w:w="960"/>
+          </w:tcPr>
+          <w:p>
+            <w:pPr>
+              <w:spacing w:after="20"/>
+              <w:jc w:val="center"/>
+            </w:pPr>
+            <w:r>
+              <w:rPr>
+                <w:b/>
+                <w:color w:val="1268D3"/>
+                <w:sz w:val="17"/>
+              </w:rPr>
+              <w:t>114%</w:t>
+            </w:r>
+          </w:p>
+        </w:tc>
+      </w:tr>
+      <w:tr>
+        <w:tc>
+          <w:tcPr>
+            <w:tcW w:type="dxa" w:w="960"/>
+          </w:tcPr>
+          <w:p>
+            <w:pPr>
+              <w:spacing w:after="20"/>
+              <w:jc w:val="center"/>
+            </w:pPr>
+            <w:r>
+              <w:rPr>
+                <w:sz w:val="17"/>
+              </w:rPr>
+            </w:r>
+          </w:p>
+        </w:tc>
+        <w:tc>
+          <w:tcPr>
+            <w:tcW w:type="dxa" w:w="960"/>
+          </w:tcPr>
+          <w:p>
+            <w:pPr>
+              <w:spacing w:after="20"/>
+              <w:jc w:val="center"/>
+            </w:pPr>
+            <w:r>
+              <w:rPr>
+                <w:sz w:val="17"/>
+              </w:rPr>
+              <w:t>공작한양</w:t>
+            </w:r>
+          </w:p>
+        </w:tc>
+        <w:tc>
+          <w:tcPr>
+            <w:tcW w:type="dxa" w:w="960"/>
+          </w:tcPr>
+          <w:p>
+            <w:pPr>
+              <w:spacing w:after="20"/>
+              <w:jc w:val="center"/>
+            </w:pPr>
+            <w:r>
+              <w:rPr>
+                <w:sz w:val="17"/>
+              </w:rPr>
+              <w:t>85</w:t>
+            </w:r>
+          </w:p>
+        </w:tc>
+        <w:tc>
+          <w:tcPr>
+            <w:tcW w:type="dxa" w:w="960"/>
+          </w:tcPr>
+          <w:p>
+            <w:pPr>
+              <w:spacing w:after="20"/>
+              <w:jc w:val="center"/>
+            </w:pPr>
+            <w:r>
+              <w:rPr>
+                <w:sz w:val="17"/>
+              </w:rPr>
+              <w:t>6.50</w:t>
+            </w:r>
+          </w:p>
+        </w:tc>
+        <w:tc>
+          <w:tcPr>
+            <w:tcW w:type="dxa" w:w="960"/>
+          </w:tcPr>
+          <w:p>
+            <w:pPr>
+              <w:spacing w:after="20"/>
+              <w:jc w:val="center"/>
+            </w:pPr>
+            <w:r>
+              <w:rPr>
+                <w:sz w:val="17"/>
+              </w:rPr>
+              <w:t>33</w:t>
+            </w:r>
+          </w:p>
+        </w:tc>
+        <w:tc>
+          <w:tcPr>
+            <w:tcW w:type="dxa" w:w="960"/>
+          </w:tcPr>
+          <w:p>
+            <w:pPr>
+              <w:spacing w:after="20"/>
+              <w:jc w:val="center"/>
+            </w:pPr>
+            <w:r>
+              <w:rPr>
+                <w:sz w:val="17"/>
+              </w:rPr>
+              <w:t>6.70</w:t>
+            </w:r>
+          </w:p>
+        </w:tc>
+        <w:tc>
+          <w:tcPr>
+            <w:tcW w:type="dxa" w:w="960"/>
+          </w:tcPr>
+          <w:p>
+            <w:pPr>
+              <w:spacing w:after="20"/>
+              <w:jc w:val="center"/>
+            </w:pPr>
+            <w:r>
+              <w:rPr>
+                <w:b/>
+                <w:color w:val="1268D3"/>
+                <w:sz w:val="17"/>
+              </w:rPr>
+              <w:t>103%</w:t>
+            </w:r>
+          </w:p>
+        </w:tc>
+        <w:tc>
+          <w:tcPr>
+            <w:tcW w:type="dxa" w:w="960"/>
+          </w:tcPr>
+          <w:p>
+            <w:pPr>
+              <w:spacing w:after="20"/>
+              <w:jc w:val="center"/>
+            </w:pPr>
+            <w:r>
+              <w:rPr>
+                <w:sz w:val="17"/>
+              </w:rPr>
+              <w:t>7.00</w:t>
+            </w:r>
+          </w:p>
+        </w:tc>
+        <w:tc>
+          <w:tcPr>
+            <w:tcW w:type="dxa" w:w="960"/>
+          </w:tcPr>
+          <w:p>
+            <w:pPr>
+              <w:spacing w:after="20"/>
+              <w:jc w:val="center"/>
+            </w:pPr>
+            <w:r>
+              <w:rPr>
+                <w:b/>
+                <w:color w:val="1268D3"/>
+                <w:sz w:val="17"/>
+              </w:rPr>
+              <w:t>108%</w:t>
+            </w:r>
+          </w:p>
+        </w:tc>
+      </w:tr>
+      <w:tr>
+        <w:tc>
+          <w:tcPr>
+            <w:tcW w:type="dxa" w:w="960"/>
+          </w:tcPr>
+          <w:p>
+            <w:pPr>
+              <w:spacing w:after="20"/>
+              <w:jc w:val="center"/>
+            </w:pPr>
+            <w:r>
+              <w:rPr>
+                <w:sz w:val="17"/>
+              </w:rPr>
+              <w:t>송촌 6</w:t>
+            </w:r>
+          </w:p>
+        </w:tc>
+        <w:tc>
+          <w:tcPr>
+            <w:tcW w:type="dxa" w:w="960"/>
+          </w:tcPr>
+          <w:p>
+            <w:pPr>
+              <w:spacing w:after="20"/>
+              <w:jc w:val="center"/>
+            </w:pPr>
+            <w:r>
+              <w:rPr>
+                <w:sz w:val="17"/>
+              </w:rPr>
+              <w:t>보람</w:t>
+            </w:r>
+          </w:p>
+        </w:tc>
+        <w:tc>
+          <w:tcPr>
+            <w:tcW w:type="dxa" w:w="960"/>
+          </w:tcPr>
+          <w:p>
+            <w:pPr>
+              <w:spacing w:after="20"/>
+              <w:jc w:val="center"/>
+            </w:pPr>
+            <w:r>
+              <w:rPr>
+                <w:sz w:val="17"/>
+              </w:rPr>
+              <w:t>59</w:t>
+            </w:r>
+          </w:p>
+        </w:tc>
+        <w:tc>
+          <w:tcPr>
+            <w:tcW w:type="dxa" w:w="960"/>
+          </w:tcPr>
+          <w:p>
+            <w:pPr>
+              <w:spacing w:after="20"/>
+              <w:jc w:val="center"/>
+            </w:pPr>
+            <w:r>
+              <w:rPr>
+                <w:sz w:val="17"/>
+              </w:rPr>
+              <w:t>2.49</w:t>
+            </w:r>
+          </w:p>
+        </w:tc>
+        <w:tc>
+          <w:tcPr>
+            <w:tcW w:type="dxa" w:w="960"/>
+          </w:tcPr>
+          <w:p>
+            <w:pPr>
+              <w:spacing w:after="20"/>
+              <w:jc w:val="center"/>
+            </w:pPr>
+            <w:r>
+              <w:rPr>
+                <w:sz w:val="17"/>
+              </w:rPr>
+              <w:t>11</w:t>
+            </w:r>
+          </w:p>
+        </w:tc>
+        <w:tc>
+          <w:tcPr>
+            <w:tcW w:type="dxa" w:w="960"/>
+          </w:tcPr>
+          <w:p>
+            <w:pPr>
+              <w:spacing w:after="20"/>
+              <w:jc w:val="center"/>
+            </w:pPr>
+            <w:r>
+              <w:rPr>
+                <w:sz w:val="17"/>
+              </w:rPr>
+              <w:t>2.20</w:t>
+            </w:r>
+          </w:p>
+        </w:tc>
+        <w:tc>
+          <w:tcPr>
+            <w:tcW w:type="dxa" w:w="960"/>
+          </w:tcPr>
+          <w:p>
+            <w:pPr>
+              <w:spacing w:after="20"/>
+              <w:jc w:val="center"/>
+            </w:pPr>
+            <w:r>
+              <w:rPr>
+                <w:b/>
+                <w:color w:val="CC3D3D"/>
+                <w:sz w:val="17"/>
+              </w:rPr>
+              <w:t>88%</w:t>
+            </w:r>
+          </w:p>
+        </w:tc>
+        <w:tc>
+          <w:tcPr>
+            <w:tcW w:type="dxa" w:w="960"/>
+          </w:tcPr>
+          <w:p>
+            <w:pPr>
+              <w:spacing w:after="20"/>
+              <w:jc w:val="center"/>
+            </w:pPr>
+            <w:r>
+              <w:rPr>
+                <w:sz w:val="17"/>
+              </w:rPr>
+              <w:t>2.35</w:t>
+            </w:r>
+          </w:p>
+        </w:tc>
+        <w:tc>
+          <w:tcPr>
+            <w:tcW w:type="dxa" w:w="960"/>
+          </w:tcPr>
+          <w:p>
+            <w:pPr>
+              <w:spacing w:after="20"/>
+              <w:jc w:val="center"/>
+            </w:pPr>
+            <w:r>
+              <w:rPr>
+                <w:b/>
+                <w:color w:val="CC3D3D"/>
+                <w:sz w:val="17"/>
+              </w:rPr>
+              <w:t>94%</w:t>
+            </w:r>
+          </w:p>
+        </w:tc>
+      </w:tr>
+      <w:tr>
+        <w:tc>
+          <w:tcPr>
+            <w:tcW w:type="dxa" w:w="960"/>
+          </w:tcPr>
+          <w:p>
+            <w:pPr>
+              <w:spacing w:after="20"/>
+              <w:jc w:val="center"/>
+            </w:pPr>
+            <w:r>
+              <w:rPr>
+                <w:sz w:val="17"/>
+              </w:rPr>
+            </w:r>
+          </w:p>
+        </w:tc>
+        <w:tc>
+          <w:tcPr>
+            <w:tcW w:type="dxa" w:w="960"/>
+          </w:tcPr>
+          <w:p>
+            <w:pPr>
+              <w:spacing w:after="20"/>
+              <w:jc w:val="center"/>
+            </w:pPr>
+            <w:r>
+              <w:rPr>
+                <w:sz w:val="17"/>
+              </w:rPr>
+              <w:t>보람</w:t>
+            </w:r>
+          </w:p>
+        </w:tc>
+        <w:tc>
+          <w:tcPr>
+            <w:tcW w:type="dxa" w:w="960"/>
+          </w:tcPr>
+          <w:p>
+            <w:pPr>
+              <w:spacing w:after="20"/>
+              <w:jc w:val="center"/>
+            </w:pPr>
+            <w:r>
+              <w:rPr>
+                <w:sz w:val="17"/>
+              </w:rPr>
+              <w:t>83</w:t>
+            </w:r>
+          </w:p>
+        </w:tc>
+        <w:tc>
+          <w:tcPr>
+            <w:tcW w:type="dxa" w:w="960"/>
+          </w:tcPr>
+          <w:p>
+            <w:pPr>
+              <w:spacing w:after="20"/>
+              <w:jc w:val="center"/>
+            </w:pPr>
+            <w:r>
+              <w:rPr>
+                <w:sz w:val="17"/>
+              </w:rPr>
+              <w:t>3.19</w:t>
+            </w:r>
+          </w:p>
+        </w:tc>
+        <w:tc>
+          <w:tcPr>
+            <w:tcW w:type="dxa" w:w="960"/>
+          </w:tcPr>
+          <w:p>
+            <w:pPr>
+              <w:spacing w:after="20"/>
+              <w:jc w:val="center"/>
+            </w:pPr>
+            <w:r>
+              <w:rPr>
+                <w:sz w:val="17"/>
+              </w:rPr>
+              <w:t>20</w:t>
+            </w:r>
+          </w:p>
+        </w:tc>
+        <w:tc>
+          <w:tcPr>
+            <w:tcW w:type="dxa" w:w="960"/>
+          </w:tcPr>
+          <w:p>
+            <w:pPr>
+              <w:spacing w:after="20"/>
+              <w:jc w:val="center"/>
+            </w:pPr>
+            <w:r>
+              <w:rPr>
+                <w:sz w:val="17"/>
+              </w:rPr>
+              <w:t>2.97</w:t>
+            </w:r>
+          </w:p>
+        </w:tc>
+        <w:tc>
+          <w:tcPr>
+            <w:tcW w:type="dxa" w:w="960"/>
+          </w:tcPr>
+          <w:p>
+            <w:pPr>
+              <w:spacing w:after="20"/>
+              <w:jc w:val="center"/>
+            </w:pPr>
+            <w:r>
+              <w:rPr>
+                <w:b/>
+                <w:color w:val="CC3D3D"/>
+                <w:sz w:val="17"/>
+              </w:rPr>
+              <w:t>93%</w:t>
+            </w:r>
+          </w:p>
+        </w:tc>
+        <w:tc>
+          <w:tcPr>
+            <w:tcW w:type="dxa" w:w="960"/>
+          </w:tcPr>
+          <w:p>
+            <w:pPr>
+              <w:spacing w:after="20"/>
+              <w:jc w:val="center"/>
+            </w:pPr>
+            <w:r>
+              <w:rPr>
+                <w:sz w:val="17"/>
+              </w:rPr>
+              <w:t>3.00</w:t>
+            </w:r>
+          </w:p>
+        </w:tc>
+        <w:tc>
+          <w:tcPr>
+            <w:tcW w:type="dxa" w:w="960"/>
+          </w:tcPr>
+          <w:p>
+            <w:pPr>
+              <w:spacing w:after="20"/>
+              <w:jc w:val="center"/>
+            </w:pPr>
+            <w:r>
+              <w:rPr>
+                <w:b/>
+                <w:color w:val="CC3D3D"/>
+                <w:sz w:val="17"/>
+              </w:rPr>
+              <w:t>94%</w:t>
+            </w:r>
+          </w:p>
+        </w:tc>
+      </w:tr>
+      <w:tr>
+        <w:tc>
+          <w:tcPr>
+            <w:tcW w:type="dxa" w:w="960"/>
+          </w:tcPr>
+          <w:p>
+            <w:pPr>
+              <w:spacing w:after="20"/>
+              <w:jc w:val="center"/>
+            </w:pPr>
+            <w:r>
+              <w:rPr>
+                <w:sz w:val="17"/>
+              </w:rPr>
+            </w:r>
+          </w:p>
+        </w:tc>
+        <w:tc>
+          <w:tcPr>
+            <w:tcW w:type="dxa" w:w="960"/>
+          </w:tcPr>
+          <w:p>
+            <w:pPr>
+              <w:spacing w:after="20"/>
+              <w:jc w:val="center"/>
+            </w:pPr>
+            <w:r>
+              <w:rPr>
+                <w:sz w:val="17"/>
+              </w:rPr>
+              <w:t>보람</w:t>
+            </w:r>
+          </w:p>
+        </w:tc>
+        <w:tc>
+          <w:tcPr>
+            <w:tcW w:type="dxa" w:w="960"/>
+          </w:tcPr>
+          <w:p>
+            <w:pPr>
+              <w:spacing w:after="20"/>
+              <w:jc w:val="center"/>
+            </w:pPr>
+            <w:r>
+              <w:rPr>
+                <w:sz w:val="17"/>
+              </w:rPr>
+              <w:t>99</w:t>
+            </w:r>
+          </w:p>
+        </w:tc>
+        <w:tc>
+          <w:tcPr>
+            <w:tcW w:type="dxa" w:w="960"/>
+          </w:tcPr>
+          <w:p>
+            <w:pPr>
+              <w:spacing w:after="20"/>
+              <w:jc w:val="center"/>
+            </w:pPr>
+            <w:r>
+              <w:rPr>
+                <w:sz w:val="17"/>
+              </w:rPr>
+              <w:t>4.30</w:t>
+            </w:r>
+          </w:p>
+        </w:tc>
+        <w:tc>
+          <w:tcPr>
+            <w:tcW w:type="dxa" w:w="960"/>
+          </w:tcPr>
+          <w:p>
+            <w:pPr>
+              <w:spacing w:after="20"/>
+              <w:jc w:val="center"/>
+            </w:pPr>
+            <w:r>
+              <w:rPr>
+                <w:sz w:val="17"/>
+              </w:rPr>
+              <w:t>23</w:t>
+            </w:r>
+          </w:p>
+        </w:tc>
+        <w:tc>
+          <w:tcPr>
+            <w:tcW w:type="dxa" w:w="960"/>
+          </w:tcPr>
+          <w:p>
+            <w:pPr>
+              <w:spacing w:after="20"/>
+              <w:jc w:val="center"/>
+            </w:pPr>
+            <w:r>
+              <w:rPr>
+                <w:sz w:val="17"/>
+              </w:rPr>
+              <w:t>3.35</w:t>
+            </w:r>
+          </w:p>
+        </w:tc>
+        <w:tc>
+          <w:tcPr>
+            <w:tcW w:type="dxa" w:w="960"/>
+          </w:tcPr>
+          <w:p>
+            <w:pPr>
+              <w:spacing w:after="20"/>
+              <w:jc w:val="center"/>
+            </w:pPr>
+            <w:r>
+              <w:rPr>
+                <w:b/>
+                <w:color w:val="CC3D3D"/>
+                <w:sz w:val="17"/>
+              </w:rPr>
+              <w:t>78%</w:t>
+            </w:r>
+          </w:p>
+        </w:tc>
+        <w:tc>
+          <w:tcPr>
+            <w:tcW w:type="dxa" w:w="960"/>
+          </w:tcPr>
+          <w:p>
+            <w:pPr>
+              <w:spacing w:after="20"/>
+              <w:jc w:val="center"/>
+            </w:pPr>
+            <w:r>
+              <w:rPr>
+                <w:sz w:val="17"/>
+              </w:rPr>
+              <w:t>3.50</w:t>
+            </w:r>
+          </w:p>
+        </w:tc>
+        <w:tc>
+          <w:tcPr>
+            <w:tcW w:type="dxa" w:w="960"/>
+          </w:tcPr>
+          <w:p>
+            <w:pPr>
+              <w:spacing w:after="20"/>
+              <w:jc w:val="center"/>
+            </w:pPr>
+            <w:r>
+              <w:rPr>
+                <w:b/>
+                <w:color w:val="CC3D3D"/>
+                <w:sz w:val="17"/>
+              </w:rPr>
+              <w:t>81%</w:t>
+            </w:r>
+          </w:p>
+        </w:tc>
+      </w:tr>
+      <w:tr>
+        <w:tc>
+          <w:tcPr>
+            <w:tcW w:type="dxa" w:w="960"/>
+          </w:tcPr>
+          <w:p>
+            <w:pPr>
+              <w:spacing w:after="20"/>
+              <w:jc w:val="center"/>
+            </w:pPr>
+            <w:r>
+              <w:rPr>
+                <w:sz w:val="17"/>
+              </w:rPr>
+            </w:r>
+          </w:p>
+        </w:tc>
+        <w:tc>
+          <w:tcPr>
+            <w:tcW w:type="dxa" w:w="960"/>
+          </w:tcPr>
+          <w:p>
+            <w:pPr>
+              <w:spacing w:after="20"/>
+              <w:jc w:val="center"/>
+            </w:pPr>
+            <w:r>
+              <w:rPr>
+                <w:sz w:val="17"/>
+              </w:rPr>
+              <w:t>보람</w:t>
+            </w:r>
+          </w:p>
+        </w:tc>
+        <w:tc>
+          <w:tcPr>
+            <w:tcW w:type="dxa" w:w="960"/>
+          </w:tcPr>
+          <w:p>
+            <w:pPr>
+              <w:spacing w:after="20"/>
+              <w:jc w:val="center"/>
+            </w:pPr>
+            <w:r>
+              <w:rPr>
+                <w:sz w:val="17"/>
+              </w:rPr>
+              <w:t>125</w:t>
+            </w:r>
+          </w:p>
+        </w:tc>
+        <w:tc>
+          <w:tcPr>
+            <w:tcW w:type="dxa" w:w="960"/>
+          </w:tcPr>
+          <w:p>
+            <w:pPr>
+              <w:spacing w:after="20"/>
+              <w:jc w:val="center"/>
+            </w:pPr>
+            <w:r>
+              <w:rPr>
+                <w:sz w:val="17"/>
+              </w:rPr>
+              <w:t>4.70</w:t>
+            </w:r>
+          </w:p>
+        </w:tc>
+        <w:tc>
+          <w:tcPr>
+            <w:tcW w:type="dxa" w:w="960"/>
+          </w:tcPr>
+          <w:p>
+            <w:pPr>
+              <w:spacing w:after="20"/>
+              <w:jc w:val="center"/>
+            </w:pPr>
+            <w:r>
+              <w:rPr>
+                <w:sz w:val="17"/>
+              </w:rPr>
+              <w:t>8</w:t>
+            </w:r>
+          </w:p>
+        </w:tc>
+        <w:tc>
+          <w:tcPr>
+            <w:tcW w:type="dxa" w:w="960"/>
+          </w:tcPr>
+          <w:p>
+            <w:pPr>
+              <w:spacing w:after="20"/>
+              <w:jc w:val="center"/>
+            </w:pPr>
+            <w:r>
+              <w:rPr>
+                <w:sz w:val="17"/>
+              </w:rPr>
+              <w:t>4.15</w:t>
+            </w:r>
+          </w:p>
+        </w:tc>
+        <w:tc>
+          <w:tcPr>
+            <w:tcW w:type="dxa" w:w="960"/>
+          </w:tcPr>
+          <w:p>
+            <w:pPr>
+              <w:spacing w:after="20"/>
+              <w:jc w:val="center"/>
+            </w:pPr>
+            <w:r>
+              <w:rPr>
+                <w:b/>
+                <w:color w:val="CC3D3D"/>
+                <w:sz w:val="17"/>
+              </w:rPr>
+              <w:t>88%</w:t>
+            </w:r>
+          </w:p>
+        </w:tc>
+        <w:tc>
+          <w:tcPr>
+            <w:tcW w:type="dxa" w:w="960"/>
+          </w:tcPr>
+          <w:p>
+            <w:pPr>
+              <w:spacing w:after="20"/>
+              <w:jc w:val="center"/>
+            </w:pPr>
+            <w:r>
+              <w:rPr>
+                <w:sz w:val="17"/>
+              </w:rPr>
+              <w:t>4.20</w:t>
+            </w:r>
+          </w:p>
+        </w:tc>
+        <w:tc>
+          <w:tcPr>
+            <w:tcW w:type="dxa" w:w="960"/>
+          </w:tcPr>
+          <w:p>
+            <w:pPr>
+              <w:spacing w:after="20"/>
+              <w:jc w:val="center"/>
+            </w:pPr>
+            <w:r>
+              <w:rPr>
+                <w:b/>
+                <w:color w:val="CC3D3D"/>
+                <w:sz w:val="17"/>
+              </w:rPr>
+              <w:t>89%</w:t>
+            </w:r>
+          </w:p>
+        </w:tc>
+      </w:tr>
+      <w:tr>
+        <w:tc>
+          <w:tcPr>
+            <w:tcW w:type="dxa" w:w="960"/>
+          </w:tcPr>
+          <w:p>
+            <w:pPr>
+              <w:spacing w:after="20"/>
+              <w:jc w:val="center"/>
+            </w:pPr>
+            <w:r>
+              <w:rPr>
+                <w:sz w:val="17"/>
+              </w:rPr>
+            </w:r>
+          </w:p>
+        </w:tc>
+        <w:tc>
+          <w:tcPr>
+            <w:tcW w:type="dxa" w:w="960"/>
+          </w:tcPr>
+          <w:p>
+            <w:pPr>
+              <w:spacing w:after="20"/>
+              <w:jc w:val="center"/>
+            </w:pPr>
+            <w:r>
+              <w:rPr>
+                <w:sz w:val="17"/>
+              </w:rPr>
+              <w:t>삼익소월</w:t>
+            </w:r>
+          </w:p>
+        </w:tc>
+        <w:tc>
+          <w:tcPr>
+            <w:tcW w:type="dxa" w:w="960"/>
+          </w:tcPr>
+          <w:p>
+            <w:pPr>
+              <w:spacing w:after="20"/>
+              <w:jc w:val="center"/>
+            </w:pPr>
+            <w:r>
+              <w:rPr>
+                <w:sz w:val="17"/>
+              </w:rPr>
+              <w:t>60</w:t>
+            </w:r>
+          </w:p>
+        </w:tc>
+        <w:tc>
+          <w:tcPr>
+            <w:tcW w:type="dxa" w:w="960"/>
+          </w:tcPr>
+          <w:p>
+            <w:pPr>
+              <w:spacing w:after="20"/>
+              <w:jc w:val="center"/>
+            </w:pPr>
+            <w:r>
+              <w:rPr>
+                <w:sz w:val="17"/>
+              </w:rPr>
+              <w:t>2.10</w:t>
+            </w:r>
+          </w:p>
+        </w:tc>
+        <w:tc>
+          <w:tcPr>
+            <w:tcW w:type="dxa" w:w="960"/>
+          </w:tcPr>
+          <w:p>
+            <w:pPr>
+              <w:spacing w:after="20"/>
+              <w:jc w:val="center"/>
+            </w:pPr>
+            <w:r>
+              <w:rPr>
+                <w:sz w:val="17"/>
+              </w:rPr>
+              <w:t>30</w:t>
+            </w:r>
+          </w:p>
+        </w:tc>
+        <w:tc>
+          <w:tcPr>
+            <w:tcW w:type="dxa" w:w="960"/>
+          </w:tcPr>
+          <w:p>
+            <w:pPr>
+              <w:spacing w:after="20"/>
+              <w:jc w:val="center"/>
+            </w:pPr>
+            <w:r>
+              <w:rPr>
+                <w:sz w:val="17"/>
+              </w:rPr>
+              <w:t>1.73</w:t>
+            </w:r>
+          </w:p>
+        </w:tc>
+        <w:tc>
+          <w:tcPr>
+            <w:tcW w:type="dxa" w:w="960"/>
+          </w:tcPr>
+          <w:p>
+            <w:pPr>
+              <w:spacing w:after="20"/>
+              <w:jc w:val="center"/>
+            </w:pPr>
+            <w:r>
+              <w:rPr>
+                <w:b/>
+                <w:color w:val="CC3D3D"/>
+                <w:sz w:val="17"/>
+              </w:rPr>
+              <w:t>82%</w:t>
+            </w:r>
+          </w:p>
+        </w:tc>
+        <w:tc>
+          <w:tcPr>
+            <w:tcW w:type="dxa" w:w="960"/>
+          </w:tcPr>
+          <w:p>
+            <w:pPr>
+              <w:spacing w:after="20"/>
+              <w:jc w:val="center"/>
+            </w:pPr>
+            <w:r>
+              <w:rPr>
+                <w:sz w:val="17"/>
+              </w:rPr>
+              <w:t>2.00</w:t>
+            </w:r>
+          </w:p>
+        </w:tc>
+        <w:tc>
+          <w:tcPr>
+            <w:tcW w:type="dxa" w:w="960"/>
+          </w:tcPr>
+          <w:p>
+            <w:pPr>
+              <w:spacing w:after="20"/>
+              <w:jc w:val="center"/>
+            </w:pPr>
+            <w:r>
+              <w:rPr>
+                <w:b/>
+                <w:color w:val="CC3D3D"/>
+                <w:sz w:val="17"/>
+              </w:rPr>
+              <w:t>95%</w:t>
+            </w:r>
+          </w:p>
+        </w:tc>
+      </w:tr>
+      <w:tr>
+        <w:tc>
+          <w:tcPr>
+            <w:tcW w:type="dxa" w:w="960"/>
+          </w:tcPr>
+          <w:p>
+            <w:pPr>
+              <w:spacing w:after="20"/>
+              <w:jc w:val="center"/>
+            </w:pPr>
+            <w:r>
+              <w:rPr>
+                <w:sz w:val="17"/>
+              </w:rPr>
+            </w:r>
+          </w:p>
+        </w:tc>
+        <w:tc>
+          <w:tcPr>
+            <w:tcW w:type="dxa" w:w="960"/>
+          </w:tcPr>
+          <w:p>
+            <w:pPr>
+              <w:spacing w:after="20"/>
+              <w:jc w:val="center"/>
+            </w:pPr>
+            <w:r>
+              <w:rPr>
+                <w:sz w:val="17"/>
+              </w:rPr>
+              <w:t>삼익소월</w:t>
+            </w:r>
+          </w:p>
+        </w:tc>
+        <w:tc>
+          <w:tcPr>
+            <w:tcW w:type="dxa" w:w="960"/>
+          </w:tcPr>
+          <w:p>
+            <w:pPr>
+              <w:spacing w:after="20"/>
+              <w:jc w:val="center"/>
+            </w:pPr>
+            <w:r>
+              <w:rPr>
+                <w:sz w:val="17"/>
+              </w:rPr>
+              <w:t>85</w:t>
+            </w:r>
+          </w:p>
+        </w:tc>
+        <w:tc>
+          <w:tcPr>
+            <w:tcW w:type="dxa" w:w="960"/>
+          </w:tcPr>
+          <w:p>
+            <w:pPr>
+              <w:spacing w:after="20"/>
+              <w:jc w:val="center"/>
+            </w:pPr>
+            <w:r>
+              <w:rPr>
+                <w:sz w:val="17"/>
+              </w:rPr>
+              <w:t>2.83</w:t>
+            </w:r>
+          </w:p>
+        </w:tc>
+        <w:tc>
+          <w:tcPr>
+            <w:tcW w:type="dxa" w:w="960"/>
+          </w:tcPr>
+          <w:p>
+            <w:pPr>
+              <w:spacing w:after="20"/>
+              <w:jc w:val="center"/>
+            </w:pPr>
+            <w:r>
+              <w:rPr>
+                <w:sz w:val="17"/>
+              </w:rPr>
+              <w:t>7</w:t>
+            </w:r>
+          </w:p>
+        </w:tc>
+        <w:tc>
+          <w:tcPr>
+            <w:tcW w:type="dxa" w:w="960"/>
+          </w:tcPr>
+          <w:p>
+            <w:pPr>
+              <w:spacing w:after="20"/>
+              <w:jc w:val="center"/>
+            </w:pPr>
+            <w:r>
+              <w:rPr>
+                <w:sz w:val="17"/>
+              </w:rPr>
+              <w:t>2.70</w:t>
+            </w:r>
+          </w:p>
+        </w:tc>
+        <w:tc>
+          <w:tcPr>
+            <w:tcW w:type="dxa" w:w="960"/>
+          </w:tcPr>
+          <w:p>
+            <w:pPr>
+              <w:spacing w:after="20"/>
+              <w:jc w:val="center"/>
+            </w:pPr>
+            <w:r>
+              <w:rPr>
+                <w:b/>
+                <w:color w:val="CC3D3D"/>
+                <w:sz w:val="17"/>
+              </w:rPr>
+              <w:t>95%</w:t>
+            </w:r>
+          </w:p>
+        </w:tc>
+        <w:tc>
+          <w:tcPr>
+            <w:tcW w:type="dxa" w:w="960"/>
+          </w:tcPr>
+          <w:p>
+            <w:pPr>
+              <w:spacing w:after="20"/>
+              <w:jc w:val="center"/>
+            </w:pPr>
+            <w:r>
+              <w:rPr>
+                <w:sz w:val="17"/>
+              </w:rPr>
+              <w:t>2.60</w:t>
+            </w:r>
+          </w:p>
+        </w:tc>
+        <w:tc>
+          <w:tcPr>
+            <w:tcW w:type="dxa" w:w="960"/>
+          </w:tcPr>
+          <w:p>
+            <w:pPr>
+              <w:spacing w:after="20"/>
+              <w:jc w:val="center"/>
+            </w:pPr>
+            <w:r>
+              <w:rPr>
+                <w:b/>
+                <w:color w:val="CC3D3D"/>
+                <w:sz w:val="17"/>
+              </w:rPr>
+              <w:t>92%</w:t>
+            </w:r>
+          </w:p>
+        </w:tc>
+      </w:tr>
+    </w:tbl>
     <w:p>
       <w:pPr>
         <w:spacing w:before="160" w:after="80"/>
@@ -836,12 +4346,12 @@
           <w:b/>
           <w:sz w:val="23"/>
         </w:rPr>
-        <w:t>■ 호가는 그보다 더 위 — 둔산은 2021년 고점의 123%</w:t>
+        <w:t>■ 호가는 그보다 더 위 — 둔산은 매물 있는 14개 타입 전부가 고점 위</w:t>
       </w:r>
     </w:p>
     <w:p>
       <w:r>
-        <w:t>지금 나와 있는 매물의 호가는 실거래보다 한 발 더 나가 있다. 둔산 단지들의 평형별 최고 호가는 2021년 고점의 107~143%(중앙값 123%)에 형성돼 있다. 크로바 134㎡가 2021년 16억 9,500만 원에서 현재 호가 23억 5,000만 원(139%), 한가람 40㎡가 2억 8,000만 원에서 4억 원(143%), 목련 117㎡가 13억 5,000만 원에서 18억 원(133%)이다. 실거래가 고점을 겨우 넘어선 것과 견주면 호가가 20%포인트 가까이 앞서 있는 셈이다. 송촌 6구역은 호가마저 2021년 고점의 79~95%(중앙값 92%)로 아직 아래에 있다. 보람 99㎡ 호가가 3억 5,000만 원으로 고점(4억 3,000만 원)의 81% 수준이다. 같은 날 발표된 선도지구인데도 시장이 두 구역을 전혀 다르게 값 매기고 있다는 뜻이다.</w:t>
+        <w:t>지금 나와 있는 매물의 호가는 실거래보다 한 발 더 나가 있다. 둔산에서 매물이 있는 14개 타입은 예외 없이 2021년 고점 위에 호가가 붙어 있다. 범위는 107~143%, 중앙값 123%다. 한가람 40㎡가 2억 8,000만 원에서 4억 원으로 143%, 크로바 135㎡가 16억 9,500만 원에서 23억 5,000만 원으로 139%다. 실거래로는 고점을 못 넘은 크로바 85㎡와 한가람 85㎡도 호가는 각각 122%·111%로 이미 위에 있다. 실거래 회복률 중앙값(104%)과 견주면 호가가 20%포인트가량 앞서 있는 셈이다. 송촌 6구역은 호가마저 6개 타입 모두 고점 아래(81~95%, 중앙값 93%)다. 보람 99㎡ 호가가 3억 5,000만 원으로 고점(4억 3,000만 원)의 81%다. 다만 실거래 중앙값(88%)보다는 5%포인트 위여서, 송촌에서도 호가가 실거래를 앞서 부르는 방향은 같다. 같은 날 발표된 선도지구인데 시장이 두 구역을 전혀 다르게 값 매기고 있다는 뜻이다.</w:t>
       </w:r>
     </w:p>
     <w:p>
@@ -909,7 +4419,7 @@
     </w:p>
     <w:p>
       <w:r>
-        <w:t>이번 수치는 발표 후 3주(8월 6일 기준)의 반응이다. 매물 감소에는 호가를 다시 부르기 위한 회수와 실제 계약 성사가 섞여 있다. 호가 상승분 역시 매물이 크게 줄어든 상태에서 산출된 값이라 표본이 얇다는 점을 감안해야 한다. 고정가중 계산은 단지 구성 변화만 보정할 뿐, 같은 단지 안에서 대형 평형만 남는 효과까지 제거하지는 못한다. 실거래로 확인되기 전까지 호가는 매도 희망가일 뿐이다. 2021년 고점 비교도 평형별 최고가 한 건씩을 맞댄 것이라 그 해 거래가 적었던 평형은 표본이 얇다.</w:t>
+        <w:t>이번 수치는 발표 후 3주(8월 6일 기준)의 반응이다. 매물 감소에는 호가를 다시 부르기 위한 회수와 실제 계약 성사가 섞여 있다. 호가 상승분 역시 매물이 크게 줄어든 상태에서 산출된 값이라 표본이 얇다는 점을 감안해야 한다. 고정가중 계산은 단지 구성 변화만 보정할 뿐, 같은 단지 안에서 대형 평형만 남는 효과까지 제거하지는 못한다. 실거래로 확인되기 전까지 호가는 매도 희망가일 뿐이다. 2021년 고점 비교도 타입별 최고가끼리 맞댄 것이라, 그 해 거래가 적었던 타입은 표본이 얇다. 같은 구역 안에서도 타입에 따라 회복률이 92~126%로 갈리므로 구역 단위로 뭉뚱그린 해석은 피하는 편이 좋다.</w:t>
       </w:r>
     </w:p>
     <w:p>
@@ -943,7 +4453,7 @@
           <w:color w:val="64748B"/>
           <w:sz w:val="17"/>
         </w:rPr>
-        <w:t>분석 방법 | 대상: 대전 선도지구 3개 구역(둔산 13·14, 송촌 6) 6개 단지(한가람·공작한양·목련·크로바·보람·삼익소월) 매매·전세 매물 및 실거래. 기간: 2026-06-17~08-06 일자별. 광고매물=포털 노출 광고 건수, 실매물=동일 주택의 중복 광고를 합친 수, 평균 호가=매물수 가중평균. 고정가중 호가=발표 전일(7/14) 단지별 매물수를 가중치로 고정해 단지 구성 변화 효과를 제거한 값. 신고가·실거래는 국토교통부 실거래 신고 자료(해제거래 제외) 기준. 2021년 고점은 국토교통부 아파트 매매 실거래 2021년 1~12월 전수(6개 단지 287건)에서 평형(전용㎡ 반올림)별 최고가를 취한 값이며, 회복률=올해 같은 평형 최고 실거래÷2021년 고점, 호가 비율=현재 같은 평형 최고 호가÷2021년 고점. 지금 매물이 없는 평형은 비교에서 제외. 호가는 매도 희망가로 실거래 가격이 아님. 그 외 수치는 콕집 자체 구축 DB 실측(2026-08-06).</w:t>
+        <w:t>분석 방법 | 대상: 대전 선도지구 3개 구역(둔산 13·14, 송촌 6) 6개 단지(한가람·공작한양·목련·크로바·보람·삼익소월) 매매·전세 매물 및 실거래. 기간: 2026-06-17~08-06 일자별. 광고매물=포털 노출 광고 건수, 실매물=동일 주택의 중복 광고를 합친 수, 평균 호가=매물수 가중평균. 고정가중 호가=발표 전일(7/14) 단지별 매물수를 가중치로 고정해 단지 구성 변화 효과를 제거한 값. 신고가·실거래는 국토교통부 실거래 신고 자료(해제거래 제외) 기준. 2021년 고점은 국토교통부 아파트 매매 실거래 2021년 1~12월 전수(6개 단지 287건)에서 단지별·평형(전용㎡ 반올림)별 최고가를 취한 값이며, 그 해 거래가 2건 미만인 평형은 고점으로 보기 어려워 제외. 회복률=올해 같은 타입 최고 실거래÷2021년 고점, 호가 비율=현재 같은 타입 최고 호가÷2021년 고점. 매물의 전용면적 표기는 실거래와 소수점이 달라 ±1.5㎡ 이내를 같은 타입으로 봄. 지금 매물이 없는 타입(목련 76㎡)은 호가 비교에서 제외. 호가는 매도 희망가로 실거래 가격이 아님. 그 외 수치는 콕집 자체 구축 DB 실측(2026-08-06).</w:t>
       </w:r>
     </w:p>
     <w:p>
